--- a/adam-steinberger-resume.docx
+++ b/adam-steinberger-resume.docx
@@ -158,6 +158,15 @@
         <w:rPr>
           <w:b/>
         </w:rPr>
+        <w:t>creator of vibey</w:t>
+      </w:r>
+      <w:r>
+        <w:t xml:space="preserve">, an open-source conductor for AI coding agents (1.0.0 on PyPI); before that, </w:t>
+      </w:r>
+      <w:r>
+        <w:rPr>
+          <w:b/>
+        </w:rPr>
         <w:t>sole architect of a multi-vendor AI governance gateway</w:t>
       </w:r>
       <w:r>
@@ -210,7 +219,7 @@
         <w:t xml:space="preserve">AI &amp; LLM Systems: </w:t>
       </w:r>
       <w:r>
-        <w:t>RAG and vector search (pgvector, FAISS, Azure AI Search, Pinecone), multi-vendor LLM gateways with cost/policy governance, AI agents and multi-agent orchestration, MCP servers, structured outputs, HITL gating, LoRA fine-tuning; Azure OpenAI/Foundry, Claude, GPT, Gemini, Grok, Mistral, vLLM, Ollama, LangChain, Document Intelligence, Content Safety; OWASP LLM Top 10 / NIST AI RMF</w:t>
+        <w:t>RAG and vector search (pgvector, FAISS, Azure AI Search, Pinecone), multi-vendor LLM gateways with cost/policy governance, AI agents and multi-agent orchestration (including coding agents across Claude Code, Codex, Cursor, and Antigravity), MCP servers, structured outputs, HITL gating, LoRA fine-tuning; Azure OpenAI/Foundry, Claude, GPT, Gemini, Grok, Mistral, vLLM, Ollama, LangChain, Document Intelligence, Content Safety; OWASP LLM Top 10 / NIST AI RMF</w:t>
       </w:r>
     </w:p>
     <w:p>
@@ -285,7 +294,7 @@
         <w:t xml:space="preserve">Quality &amp; Data: </w:t>
       </w:r>
       <w:r>
-        <w:t>pytest, Hypothesis, mutmut, contract/e2e/chaos tests, mypy --strict, ruff, import-linter-enforced onion architecture; PostgreSQL, MongoDB, Snowflake, SQL Server, Oracle, Redis; ETL/API integrations (HubSpot, SharePoint, Salesforce, Outlook)</w:t>
+        <w:t>pytest, Hypothesis, mutmut, contract/e2e/chaos tests, mypy --strict, ruff, import-linter-enforced onion architecture; PostgreSQL (job queues on SKIP LOCKED, append-only event ledgers), MongoDB, Snowflake, SQL Server, Oracle, Redis; ETL/API integrations (HubSpot, SharePoint, Salesforce, Outlook)</w:t>
       </w:r>
     </w:p>
     <w:p>
@@ -317,6 +326,115 @@
           <w:sz w:val="23"/>
         </w:rPr>
         <w:t>EXPERIENCE</w:t>
+      </w:r>
+    </w:p>
+    <w:p>
+      <w:pPr>
+        <w:tabs>
+          <w:tab w:pos="10368" w:val="right"/>
+        </w:tabs>
+        <w:spacing w:before="100" w:after="0"/>
+      </w:pPr>
+      <w:r>
+        <w:rPr>
+          <w:b/>
+          <w:sz w:val="22"/>
+        </w:rPr>
+        <w:t>The Vibey Project (open source)</w:t>
+      </w:r>
+      <w:r>
+        <w:t xml:space="preserve">  ·  Greenville, SC</w:t>
+      </w:r>
+      <w:r>
+        <w:rPr>
+          <w:color w:val="57606A"/>
+        </w:rPr>
+        <w:tab/>
+        <w:t>Aug 2026 – Present</w:t>
+      </w:r>
+    </w:p>
+    <w:p>
+      <w:pPr>
+        <w:spacing w:after="20"/>
+      </w:pPr>
+      <w:r>
+        <w:rPr>
+          <w:i/>
+        </w:rPr>
+        <w:t>Creator and maintainer</w:t>
+      </w:r>
+    </w:p>
+    <w:p>
+      <w:pPr>
+        <w:pStyle w:val="ListBullet"/>
+        <w:spacing w:after="30"/>
+      </w:pPr>
+      <w:r>
+        <w:rPr>
+          <w:b/>
+        </w:rPr>
+        <w:t>vibey</w:t>
+      </w:r>
+      <w:r>
+        <w:t xml:space="preserve"> </w:t>
+      </w:r>
+      <w:r>
+        <w:rPr>
+          <w:i/>
+          <w:color w:val="57606A"/>
+        </w:rPr>
+        <w:t>(1.0.0 on PyPI; built with AI coding agents under its own CI gates)</w:t>
+      </w:r>
+      <w:r>
+        <w:t xml:space="preserve"> — a queue-based conductor that carries a change from spec interview through design, build, and review (opt-in Azure deployment) across Claude Code, OpenAI Codex, Cursor Agent, Google Antigravity, and a local Qwen 2.5 Coder, calling a human only at recorded approval gates. One pip install ships all five runners and the release tooling.</w:t>
+      </w:r>
+    </w:p>
+    <w:p>
+      <w:pPr>
+        <w:pStyle w:val="ListBullet"/>
+        <w:spacing w:after="30"/>
+      </w:pPr>
+      <w:r>
+        <w:rPr>
+          <w:b/>
+        </w:rPr>
+        <w:t>Nothing lost when an agent dies</w:t>
+      </w:r>
+      <w:r>
+        <w:t xml:space="preserve"> — every decision, finding, and handoff is a row in an append-only PostgreSQL ledger (UPDATE/DELETE are no-ops); workers claim jobs under SKIP LOCKED leases; a handoff to another vendor must pass a model-free no-loss check or it retries, escalates, or parks for a human. A chaos test (500 jobs, 8 workers, 20% dropped mid-job) must end with </w:t>
+      </w:r>
+      <w:r>
+        <w:rPr>
+          <w:b/>
+        </w:rPr>
+        <w:t>no job lost or run twice</w:t>
+      </w:r>
+      <w:r>
+        <w:t>.</w:t>
+      </w:r>
+    </w:p>
+    <w:p>
+      <w:pPr>
+        <w:pStyle w:val="ListBullet"/>
+        <w:spacing w:after="30"/>
+      </w:pPr>
+      <w:r>
+        <w:rPr>
+          <w:b/>
+        </w:rPr>
+        <w:t>Gates and release automation</w:t>
+      </w:r>
+      <w:r>
+        <w:t xml:space="preserve"> — 100% branch-coverage floors in CI on the conductor, all five runners, and vibey-gh, my stdlib-only release tool (merge train, provenance trailers, commit-derived versions, TestPyPI/PyPI); a Helm chart (KEDA, kopf operator) installed on minikube in CI. </w:t>
+      </w:r>
+      <w:r>
+        <w:rPr>
+          <w:b/>
+        </w:rPr>
+        <w:t>~100k lines of Python source, ~121k lines of tests, 37 ADRs, 188 merged PRs, 11 PyPI releases</w:t>
+      </w:r>
+      <w:r>
+        <w:t xml:space="preserve"> (Aug–Sep 2026).</w:t>
       </w:r>
     </w:p>
     <w:p>
@@ -1331,7 +1449,7 @@
             <w:color w:val="0969DA"/>
             <w:u w:val="single"/>
           </w:rPr>
-          <w:t>claudeloop</w:t>
+          <w:t>vibey</w:t>
         </w:r>
       </w:hyperlink>
       <w:r>
@@ -1343,7 +1461,7 @@
             <w:color w:val="0969DA"/>
             <w:u w:val="single"/>
           </w:rPr>
-          <w:t>codexloop</w:t>
+          <w:t>PyPI</w:t>
         </w:r>
       </w:hyperlink>
       <w:r>
@@ -1355,62 +1473,14 @@
             <w:color w:val="0969DA"/>
             <w:u w:val="single"/>
           </w:rPr>
-          <w:t>cursorloop</w:t>
-        </w:r>
-      </w:hyperlink>
-      <w:r>
-        <w:t xml:space="preserve"> · </w:t>
-      </w:r>
-      <w:hyperlink r:id="rId18">
-        <w:r>
-          <w:rPr>
-            <w:color w:val="0969DA"/>
-            <w:u w:val="single"/>
-          </w:rPr>
-          <w:t>agyloop</w:t>
-        </w:r>
-      </w:hyperlink>
-      <w:r>
-        <w:t xml:space="preserve"> · </w:t>
-      </w:r>
-      <w:hyperlink r:id="rId19">
-        <w:r>
-          <w:rPr>
-            <w:color w:val="0969DA"/>
-            <w:u w:val="single"/>
-          </w:rPr>
-          <w:t>qwenloop</w:t>
-        </w:r>
-      </w:hyperlink>
-      <w:r>
-        <w:t xml:space="preserve"> · </w:t>
-      </w:r>
-      <w:hyperlink r:id="rId20">
-        <w:r>
-          <w:rPr>
-            <w:color w:val="0969DA"/>
-            <w:u w:val="single"/>
-          </w:rPr>
-          <w:t>vibey</w:t>
-        </w:r>
-      </w:hyperlink>
-      <w:r>
-        <w:t xml:space="preserve"> · </w:t>
-      </w:r>
-      <w:hyperlink r:id="rId21">
-        <w:r>
-          <w:rPr>
-            <w:color w:val="0969DA"/>
-            <w:u w:val="single"/>
-          </w:rPr>
-          <w:t>vibey-gh</w:t>
+          <w:t>docs</w:t>
         </w:r>
       </w:hyperlink>
       <w:r>
         <w:t xml:space="preserve"> — </w:t>
       </w:r>
       <w:r>
-        <w:t xml:space="preserve">Onion-architected autonomous session runners for Claude Code, OpenAI Codex, Cursor Agent, Google Antigravity, and a fully local Qwen 2.5 Coder </w:t>
+        <w:t xml:space="preserve">One repository and one PyPI distribution for the conductor, the claudeloop, codexloop, cursorloop, agyloop, and qwenloop runners </w:t>
       </w:r>
       <w:r>
         <w:rPr>
@@ -1420,68 +1490,7 @@
         <w:t>(never block on a human; distinguish rate-limit windows from exhausted credits)</w:t>
       </w:r>
       <w:r>
-        <w:t xml:space="preserve">; </w:t>
-      </w:r>
-      <w:r>
-        <w:rPr>
-          <w:b/>
-        </w:rPr>
-        <w:t>vibey</w:t>
-      </w:r>
-      <w:r>
-        <w:t xml:space="preserve">, the six-phase PostgreSQL-backed conductor on top of them; and </w:t>
-      </w:r>
-      <w:r>
-        <w:rPr>
-          <w:b/>
-        </w:rPr>
-        <w:t>vibey-gh</w:t>
-      </w:r>
-      <w:r>
-        <w:t>, stdlib-only release automation (provenance, merge train, dual-channel releases).</w:t>
-      </w:r>
-    </w:p>
-    <w:p>
-      <w:pPr>
-        <w:pStyle w:val="ListBullet"/>
-        <w:spacing w:after="30"/>
-      </w:pPr>
-      <w:hyperlink r:id="rId22">
-        <w:r>
-          <w:rPr>
-            <w:color w:val="0969DA"/>
-            <w:u w:val="single"/>
-          </w:rPr>
-          <w:t>vibey-bootstrap</w:t>
-        </w:r>
-      </w:hyperlink>
-      <w:r>
-        <w:t xml:space="preserve"> · </w:t>
-      </w:r>
-      <w:hyperlink r:id="rId23">
-        <w:r>
-          <w:rPr>
-            <w:color w:val="0969DA"/>
-            <w:u w:val="single"/>
-          </w:rPr>
-          <w:t>vibey-skills</w:t>
-        </w:r>
-      </w:hyperlink>
-      <w:r>
-        <w:t xml:space="preserve"> — </w:t>
-      </w:r>
-      <w:r>
-        <w:t xml:space="preserve">The Azure Functions cross-cutting layer </w:t>
-      </w:r>
-      <w:r>
-        <w:rPr>
-          <w:i/>
-          <w:color w:val="57606A"/>
-        </w:rPr>
-        <w:t>(formerly azure-bootstrap; 17+ repos)</w:t>
-      </w:r>
-      <w:r>
-        <w:t xml:space="preserve"> and a Claude Code marketplace of evidence-grounded practitioner skills </w:t>
+        <w:t xml:space="preserve">, vibey-gh, vibey-skills </w:t>
       </w:r>
       <w:r>
         <w:rPr>
@@ -1491,12 +1500,22 @@
         <w:t>(formerly vibe-engineering-skills)</w:t>
       </w:r>
       <w:r>
-        <w:t>.</w:t>
+        <w:t xml:space="preserve">, and vibey-bootstrap </w:t>
+      </w:r>
+      <w:r>
+        <w:rPr>
+          <w:i/>
+          <w:color w:val="57606A"/>
+        </w:rPr>
+        <w:t>(formerly azure-bootstrap)</w:t>
+      </w:r>
+      <w:r>
+        <w:t>; the separate repositories and packages are retired.</w:t>
       </w:r>
     </w:p>
     <w:p>
       <w:r>
-        <w:t xml:space="preserve">All MIT-licensed, on PyPI. Contributors and volunteers welcome — </w:t>
+        <w:t xml:space="preserve">MIT-licensed. Contributors and volunteers welcome — </w:t>
       </w:r>
       <w:hyperlink r:id="rId14">
         <w:r>
@@ -1529,7 +1548,7 @@
         <w:pStyle w:val="ListBullet"/>
         <w:spacing w:after="30"/>
       </w:pPr>
-      <w:hyperlink r:id="rId24">
+      <w:hyperlink r:id="rId18">
         <w:r>
           <w:rPr>
             <w:color w:val="0969DA"/>
@@ -1559,6 +1578,37 @@
           <w:color w:val="57606A"/>
         </w:rPr>
         <w:t>(ISBN 979-8274310628)</w:t>
+      </w:r>
+      <w:r>
+        <w:t>.</w:t>
+      </w:r>
+    </w:p>
+    <w:p>
+      <w:pPr>
+        <w:pStyle w:val="ListBullet"/>
+        <w:spacing w:after="30"/>
+      </w:pPr>
+      <w:hyperlink r:id="rId19">
+        <w:r>
+          <w:rPr>
+            <w:color w:val="0969DA"/>
+            <w:u w:val="single"/>
+          </w:rPr>
+          <w:t>Ledger-Mediated Orchestration: Vendor-Independent Autonomous Software Delivery over a Pool of Coding Agents</w:t>
+        </w:r>
+      </w:hyperlink>
+      <w:r>
+        <w:t xml:space="preserve"> — </w:t>
+      </w:r>
+      <w:r>
+        <w:t xml:space="preserve">Technical paper on vibey's design, published with its docs </w:t>
+      </w:r>
+      <w:r>
+        <w:rPr>
+          <w:i/>
+          <w:color w:val="57606A"/>
+        </w:rPr>
+        <w:t>(2026; not peer-reviewed)</w:t>
       </w:r>
       <w:r>
         <w:t>.</w:t>

--- a/adam-steinberger-resume.docx
+++ b/adam-steinberger-resume.docx
@@ -161,7 +161,7 @@
         <w:t>creator of vibey</w:t>
       </w:r>
       <w:r>
-        <w:t xml:space="preserve">, an open-source conductor for AI coding agents (1.0.0 on PyPI); before that, </w:t>
+        <w:t xml:space="preserve"> (open source); before that, </w:t>
       </w:r>
       <w:r>
         <w:rPr>
@@ -219,7 +219,7 @@
         <w:t xml:space="preserve">AI &amp; LLM Systems: </w:t>
       </w:r>
       <w:r>
-        <w:t>RAG and vector search (pgvector, FAISS, Azure AI Search, Pinecone), multi-vendor LLM gateways with cost/policy governance, AI agents and multi-agent orchestration (including coding agents across Claude Code, Codex, Cursor, and Antigravity), MCP servers, structured outputs, HITL gating, LoRA fine-tuning; Azure OpenAI/Foundry, Claude, GPT, Gemini, Grok, Mistral, vLLM, Ollama, LangChain, Document Intelligence, Content Safety; OWASP LLM Top 10 / NIST AI RMF</w:t>
+        <w:t>RAG and vector search (pgvector, FAISS, Azure AI Search, Pinecone), multi-vendor LLM gateways with cost/policy governance, AI agents and multi-agent orchestration, MCP servers, structured outputs, HITL gating, LoRA fine-tuning; Azure OpenAI/Foundry, Claude, GPT, Gemini, Grok, Mistral, vLLM, Ollama, LangChain, Document Intelligence, Content Safety; OWASP LLM Top 10 / NIST AI RMF</w:t>
       </w:r>
     </w:p>
     <w:p>
@@ -294,7 +294,7 @@
         <w:t xml:space="preserve">Quality &amp; Data: </w:t>
       </w:r>
       <w:r>
-        <w:t>pytest, Hypothesis, mutmut, contract/e2e/chaos tests, mypy --strict, ruff, import-linter-enforced onion architecture; PostgreSQL (job queues on SKIP LOCKED, append-only event ledgers), MongoDB, Snowflake, SQL Server, Oracle, Redis; ETL/API integrations (HubSpot, SharePoint, Salesforce, Outlook)</w:t>
+        <w:t>pytest, Hypothesis, mutmut, contract/e2e/chaos tests, mypy --strict, ruff, import-linter-enforced onion architecture; PostgreSQL, MongoDB, Snowflake, SQL Server, Oracle, Redis; ETL/API integrations (HubSpot, SharePoint, Salesforce, Outlook)</w:t>
       </w:r>
     </w:p>
     <w:p>
@@ -439,6 +439,40 @@
     </w:p>
     <w:p>
       <w:pPr>
+        <w:pStyle w:val="ListBullet"/>
+        <w:spacing w:after="30"/>
+      </w:pPr>
+      <w:r>
+        <w:rPr>
+          <w:b/>
+        </w:rPr>
+        <w:t>vibey-bootstrap</w:t>
+      </w:r>
+      <w:r>
+        <w:t xml:space="preserve"> </w:t>
+      </w:r>
+      <w:r>
+        <w:rPr>
+          <w:i/>
+          <w:color w:val="57606A"/>
+        </w:rPr>
+        <w:t>(formerly azure-bootstrap; built at Vizius)</w:t>
+      </w:r>
+      <w:r>
+        <w:t xml:space="preserve"> — the firm's Python platform library through three major versions on PyPI, </w:t>
+      </w:r>
+      <w:r>
+        <w:rPr>
+          <w:b/>
+        </w:rPr>
+        <w:t>adopted by 17+ repositories</w:t>
+      </w:r>
+      <w:r>
+        <w:t xml:space="preserve"> (logging, alerting, dead-letter consumers, outbox); 86% coverage; four platforms refactored onto it.</w:t>
+      </w:r>
+    </w:p>
+    <w:p>
+      <w:pPr>
         <w:tabs>
           <w:tab w:pos="10368" w:val="right"/>
         </w:tabs>
@@ -572,7 +606,7 @@
         <w:t>(lead, ~54k LOC)</w:t>
       </w:r>
       <w:r>
-        <w:t xml:space="preserve"> — turns raw electrical-testing instrument data into standards-aware customer deliverables: mail-webhook ingestion with per-document fan-out, a multi-vendor parser seam, a deterministic deficiency analyzer fed by a scraped standards store plus LLM review, blocking data-quality validation, SAML 2.0 + Entra dual-issuer SSO, per-user bearer auth replacing a shared API key. </w:t>
+        <w:t xml:space="preserve"> — turns electrical-testing instrument data into standards-aware client reports: mail-webhook ingestion with per-document fan-out, a multi-vendor parser seam, a deterministic deficiency analyzer (scraped standards plus LLM review), blocking data-quality gates, SAML 2.0 + Entra dual-issuer SSO, per-user bearer auth replacing a shared API key. </w:t>
       </w:r>
       <w:r>
         <w:rPr>
@@ -581,7 +615,7 @@
         <w:t>Eliminated silent false-success deploys</w:t>
       </w:r>
       <w:r>
-        <w:t>; authored the SOC 2 readiness assessment, threat model, ADRs, and an evidence-based delivery operating model.</w:t>
+        <w:t>; wrote the SOC 2 readiness assessment, threat model, ADRs, and an evidence-based delivery model.</w:t>
       </w:r>
     </w:p>
     <w:p>
@@ -695,44 +729,10 @@
         <w:rPr>
           <w:b/>
         </w:rPr>
-        <w:t>vibey-bootstrap</w:t>
-      </w:r>
-      <w:r>
-        <w:t xml:space="preserve"> </w:t>
-      </w:r>
-      <w:r>
-        <w:rPr>
-          <w:i/>
-          <w:color w:val="57606A"/>
-        </w:rPr>
-        <w:t>(formerly azure-bootstrap; open source, MIT)</w:t>
-      </w:r>
-      <w:r>
-        <w:t xml:space="preserve"> — authored the firm's shared Python platform library through three major versions on PyPI, </w:t>
-      </w:r>
-      <w:r>
-        <w:rPr>
-          <w:b/>
-        </w:rPr>
-        <w:t>adopted by 17+ repositories</w:t>
-      </w:r>
-      <w:r>
-        <w:t>: four-phase logging↔config bootstrap, structured logging with correlation IDs and masking, tiered alerting, ingress classifier, dead-letter-aware consumers, ten logging transports behind a never-block/never-raise shipper, transactional outbox; 86% coverage; four platforms refactored to delete the code it replaced.</w:t>
-      </w:r>
-    </w:p>
-    <w:p>
-      <w:pPr>
-        <w:pStyle w:val="ListBullet"/>
-        <w:spacing w:after="30"/>
-      </w:pPr>
-      <w:r>
-        <w:rPr>
-          <w:b/>
-        </w:rPr>
         <w:t>DevSecOps, secretless by default</w:t>
       </w:r>
       <w:r>
-        <w:t xml:space="preserve"> — OIDC workload identity federation across 20 CI workflows in 9 repositories, managed identity at runtime, CSI-driver vault secrets; supply-chain pipelines with SAST, SCA, IaC scanning, secret detection, SBOM generation, keyless image signing, and policy-as-code admission; cleared 24 IaC policy findings; </w:t>
+        <w:t xml:space="preserve"> — OIDC workload identity federation for 20 CI workflows in 9 repos, managed identity at runtime, CSI-driver vault secrets; supply-chain pipelines with SAST, SCA, IaC and secret scanning, SBOMs, keyless signing, and policy-as-code admission; cleared 24 IaC policy findings; </w:t>
       </w:r>
       <w:r>
         <w:rPr>
@@ -876,14 +876,8 @@
         <w:t>explicit session state machine with idempotent teardown</w:t>
       </w:r>
       <w:r>
-        <w:t>, Redis-backed session manager, HMAC-verified webhooks, QStash-queued delivery, shared in-session @agent. Three technical executive summaries and a unified relay schema reference written before implementation.</w:t>
+        <w:t xml:space="preserve">, Redis-backed session manager, HMAC-verified webhooks, QStash-queued delivery, shared in-session @agent; three technical executive summaries and a unified relay schema reference came first. </w:t>
       </w:r>
-    </w:p>
-    <w:p>
-      <w:pPr>
-        <w:pStyle w:val="ListBullet"/>
-        <w:spacing w:after="30"/>
-      </w:pPr>
       <w:r>
         <w:rPr>
           <w:b/>
@@ -925,7 +919,7 @@
           <w:color w:val="57606A"/>
         </w:rPr>
         <w:tab/>
-        <w:t>2026</w:t>
+        <w:t>Mar 2025 – 2026</w:t>
       </w:r>
     </w:p>
     <w:p>
@@ -936,7 +930,7 @@
         <w:rPr>
           <w:i/>
         </w:rPr>
-        <w:t>Independent product design</w:t>
+        <w:t>Senior Software Engineering Consultant (Mar – Aug 2025); independent product design (2026)</w:t>
       </w:r>
     </w:p>
     <w:p>
@@ -951,43 +945,17 @@
         <w:t>Business plans and software architecture documents</w:t>
       </w:r>
       <w:r>
-        <w:t xml:space="preserve"> for two SaaS concepts — a mobile-first social platform (React Native, FastAPI, Azure Container Apps) and a decentralized confidential-AI protocol.</w:t>
-      </w:r>
-    </w:p>
-    <w:p>
-      <w:pPr>
-        <w:tabs>
-          <w:tab w:pos="10368" w:val="right"/>
-        </w:tabs>
-        <w:spacing w:before="100" w:after="0"/>
-      </w:pPr>
-      <w:r>
-        <w:rPr>
-          <w:b/>
-          <w:sz w:val="22"/>
-        </w:rPr>
-        <w:t>Adam Matthew Steinberger LLC</w:t>
-      </w:r>
-      <w:r>
-        <w:t xml:space="preserve">  ·  Greenville, SC</w:t>
+        <w:t xml:space="preserve"> </w:t>
       </w:r>
       <w:r>
         <w:rPr>
+          <w:i/>
           <w:color w:val="57606A"/>
         </w:rPr>
-        <w:tab/>
-        <w:t>Mar 2025 – Aug 2025</w:t>
+        <w:t>(2026)</w:t>
       </w:r>
-    </w:p>
-    <w:p>
-      <w:pPr>
-        <w:spacing w:after="20"/>
-      </w:pPr>
       <w:r>
-        <w:rPr>
-          <w:i/>
-        </w:rPr>
-        <w:t>Senior Software Engineering Consultant</w:t>
+        <w:t xml:space="preserve"> for two SaaS concepts — a mobile-first social platform (React Native, FastAPI, Azure Container Apps) and a decentralized confidential-AI protocol.</w:t>
       </w:r>
     </w:p>
     <w:p>
@@ -999,10 +967,10 @@
         <w:rPr>
           <w:b/>
         </w:rPr>
-        <w:t>Self-hosted RAG chatbot</w:t>
+        <w:t>Two RAG chatbots, 30 days each</w:t>
       </w:r>
       <w:r>
-        <w:t xml:space="preserve"> </w:t>
+        <w:t xml:space="preserve"> — self-hosted </w:t>
       </w:r>
       <w:r>
         <w:rPr>
@@ -1012,31 +980,16 @@
         <w:t>(non-profit)</w:t>
       </w:r>
       <w:r>
-        <w:t xml:space="preserve"> — on-premise RAG on Mistral-7B + FAISS behind an OpenAI-compatible vLLM API; Grafana/Prometheus on every token; Docker on bare metal; </w:t>
+        <w:t xml:space="preserve">: Mistral-7B + FAISS behind OpenAI-compatible vLLM, Grafana/Prometheus on every token, Docker on bare metal, </w:t>
       </w:r>
       <w:r>
         <w:rPr>
           <w:b/>
         </w:rPr>
-        <w:t>zero external dependencies; shipped in 30 days</w:t>
+        <w:t>zero external dependencies</w:t>
       </w:r>
       <w:r>
-        <w:t>.</w:t>
-      </w:r>
-    </w:p>
-    <w:p>
-      <w:pPr>
-        <w:pStyle w:val="ListBullet"/>
-        <w:spacing w:after="30"/>
-      </w:pPr>
-      <w:r>
-        <w:rPr>
-          <w:b/>
-        </w:rPr>
-        <w:t>Cloud RAG chatbot</w:t>
-      </w:r>
-      <w:r>
-        <w:t xml:space="preserve"> </w:t>
+        <w:t xml:space="preserve">; cloud </w:t>
       </w:r>
       <w:r>
         <w:rPr>
@@ -1046,16 +999,7 @@
         <w:t>(sales agency)</w:t>
       </w:r>
       <w:r>
-        <w:t xml:space="preserve"> — Gemini-based RAG with API-driven web search; </w:t>
-      </w:r>
-      <w:r>
-        <w:rPr>
-          <w:b/>
-        </w:rPr>
-        <w:t>shipped in 30 days</w:t>
-      </w:r>
-      <w:r>
-        <w:t>.</w:t>
+        <w:t>: Gemini RAG with API-driven web search.</w:t>
       </w:r>
     </w:p>
     <w:p>
@@ -1480,17 +1424,17 @@
         <w:t xml:space="preserve"> — </w:t>
       </w:r>
       <w:r>
-        <w:t xml:space="preserve">One repository and one PyPI distribution for the conductor, the claudeloop, codexloop, cursorloop, agyloop, and qwenloop runners </w:t>
+        <w:t xml:space="preserve">One repo, one PyPI distribution: the conductor, the claudeloop, codexloop, cursorloop, agyloop, and qwenloop runners </w:t>
       </w:r>
       <w:r>
         <w:rPr>
           <w:i/>
           <w:color w:val="57606A"/>
         </w:rPr>
-        <w:t>(never block on a human; distinguish rate-limit windows from exhausted credits)</w:t>
+        <w:t>(never block on a human; tell rate-limit windows from exhausted credits)</w:t>
       </w:r>
       <w:r>
-        <w:t xml:space="preserve">, vibey-gh, vibey-skills </w:t>
+        <w:t xml:space="preserve">, vibey-gh, and vibey-skills </w:t>
       </w:r>
       <w:r>
         <w:rPr>
@@ -1500,17 +1444,7 @@
         <w:t>(formerly vibe-engineering-skills)</w:t>
       </w:r>
       <w:r>
-        <w:t xml:space="preserve">, and vibey-bootstrap </w:t>
-      </w:r>
-      <w:r>
-        <w:rPr>
-          <w:i/>
-          <w:color w:val="57606A"/>
-        </w:rPr>
-        <w:t>(formerly azure-bootstrap)</w:t>
-      </w:r>
-      <w:r>
-        <w:t>; the separate repositories and packages are retired.</w:t>
+        <w:t>.</w:t>
       </w:r>
     </w:p>
     <w:p>
@@ -1601,17 +1535,11 @@
         <w:t xml:space="preserve"> — </w:t>
       </w:r>
       <w:r>
-        <w:t xml:space="preserve">Technical paper on vibey's design, published with its docs </w:t>
-      </w:r>
-      <w:r>
         <w:rPr>
           <w:i/>
           <w:color w:val="57606A"/>
         </w:rPr>
-        <w:t>(2026; not peer-reviewed)</w:t>
-      </w:r>
-      <w:r>
-        <w:t>.</w:t>
+        <w:t>(not refereed)</w:t>
       </w:r>
     </w:p>
     <w:p>

--- a/adam-steinberger-resume.docx
+++ b/adam-steinberger-resume.docx
@@ -153,6 +153,15 @@
       </w:r>
       <w:r>
         <w:t xml:space="preserve"> across AI, cloud, fintech, insurance, healthcare, and cybersecurity. Most recently: </w:t>
+      </w:r>
+      <w:r>
+        <w:rPr>
+          <w:b/>
+        </w:rPr>
+        <w:t>creator of vibey</w:t>
+      </w:r>
+      <w:r>
+        <w:t xml:space="preserve"> (open source); before that, </w:t>
       </w:r>
       <w:r>
         <w:rPr>
@@ -331,6 +340,149 @@
           <w:b/>
           <w:sz w:val="22"/>
         </w:rPr>
+        <w:t>The Vibey Project (open source)</w:t>
+      </w:r>
+      <w:r>
+        <w:t xml:space="preserve">  ·  Greenville, SC</w:t>
+      </w:r>
+      <w:r>
+        <w:rPr>
+          <w:color w:val="57606A"/>
+        </w:rPr>
+        <w:tab/>
+        <w:t>Aug 2026 – Present</w:t>
+      </w:r>
+    </w:p>
+    <w:p>
+      <w:pPr>
+        <w:spacing w:after="20"/>
+      </w:pPr>
+      <w:r>
+        <w:rPr>
+          <w:i/>
+        </w:rPr>
+        <w:t>Creator and maintainer</w:t>
+      </w:r>
+    </w:p>
+    <w:p>
+      <w:pPr>
+        <w:pStyle w:val="ListBullet"/>
+        <w:spacing w:after="30"/>
+      </w:pPr>
+      <w:r>
+        <w:rPr>
+          <w:b/>
+        </w:rPr>
+        <w:t>vibey</w:t>
+      </w:r>
+      <w:r>
+        <w:t xml:space="preserve"> </w:t>
+      </w:r>
+      <w:r>
+        <w:rPr>
+          <w:i/>
+          <w:color w:val="57606A"/>
+        </w:rPr>
+        <w:t>(1.0.0 on PyPI; built with AI coding agents under its own CI gates)</w:t>
+      </w:r>
+      <w:r>
+        <w:t xml:space="preserve"> — a queue-based conductor that carries a change from spec interview through design, build, and review (opt-in Azure deployment) across Claude Code, OpenAI Codex, Cursor Agent, Google Antigravity, and a local Qwen 2.5 Coder, calling a human only at recorded approval gates. One pip install ships all five runners and the release tooling.</w:t>
+      </w:r>
+    </w:p>
+    <w:p>
+      <w:pPr>
+        <w:pStyle w:val="ListBullet"/>
+        <w:spacing w:after="30"/>
+      </w:pPr>
+      <w:r>
+        <w:rPr>
+          <w:b/>
+        </w:rPr>
+        <w:t>Nothing lost when an agent dies</w:t>
+      </w:r>
+      <w:r>
+        <w:t xml:space="preserve"> — every decision, finding, and handoff is a row in an append-only PostgreSQL ledger (UPDATE/DELETE are no-ops); workers claim jobs under SKIP LOCKED leases; a handoff to another vendor must pass a model-free no-loss check or it retries, escalates, or parks for a human. A chaos test (500 jobs, 8 workers, 20% dropped mid-job) must end with </w:t>
+      </w:r>
+      <w:r>
+        <w:rPr>
+          <w:b/>
+        </w:rPr>
+        <w:t>no job lost or run twice</w:t>
+      </w:r>
+      <w:r>
+        <w:t>.</w:t>
+      </w:r>
+    </w:p>
+    <w:p>
+      <w:pPr>
+        <w:pStyle w:val="ListBullet"/>
+        <w:spacing w:after="30"/>
+      </w:pPr>
+      <w:r>
+        <w:rPr>
+          <w:b/>
+        </w:rPr>
+        <w:t>Gates and release automation</w:t>
+      </w:r>
+      <w:r>
+        <w:t xml:space="preserve"> — 100% branch-coverage floors in CI on the conductor, all five runners, and vibey-gh, my stdlib-only release tool (merge train, provenance trailers, commit-derived versions, TestPyPI/PyPI); a Helm chart (KEDA, kopf operator) installed on minikube in CI. </w:t>
+      </w:r>
+      <w:r>
+        <w:rPr>
+          <w:b/>
+        </w:rPr>
+        <w:t>~100k lines of Python source, ~121k lines of tests, 37 ADRs, 188 merged PRs, 11 PyPI releases</w:t>
+      </w:r>
+      <w:r>
+        <w:t xml:space="preserve"> (Aug–Sep 2026).</w:t>
+      </w:r>
+    </w:p>
+    <w:p>
+      <w:pPr>
+        <w:pStyle w:val="ListBullet"/>
+        <w:spacing w:after="30"/>
+      </w:pPr>
+      <w:r>
+        <w:rPr>
+          <w:b/>
+        </w:rPr>
+        <w:t>vibey-bootstrap</w:t>
+      </w:r>
+      <w:r>
+        <w:t xml:space="preserve"> </w:t>
+      </w:r>
+      <w:r>
+        <w:rPr>
+          <w:i/>
+          <w:color w:val="57606A"/>
+        </w:rPr>
+        <w:t>(formerly azure-bootstrap; built at Vizius)</w:t>
+      </w:r>
+      <w:r>
+        <w:t xml:space="preserve"> — the firm's Python platform library through three major versions on PyPI, </w:t>
+      </w:r>
+      <w:r>
+        <w:rPr>
+          <w:b/>
+        </w:rPr>
+        <w:t>adopted by 17+ repositories</w:t>
+      </w:r>
+      <w:r>
+        <w:t xml:space="preserve"> (logging, alerting, dead-letter consumers, outbox); 86% coverage; four platforms refactored onto it.</w:t>
+      </w:r>
+    </w:p>
+    <w:p>
+      <w:pPr>
+        <w:tabs>
+          <w:tab w:pos="10368" w:val="right"/>
+        </w:tabs>
+        <w:spacing w:before="100" w:after="0"/>
+      </w:pPr>
+      <w:r>
+        <w:rPr>
+          <w:b/>
+          <w:sz w:val="22"/>
+        </w:rPr>
         <w:t>The Vizius Group</w:t>
       </w:r>
       <w:r>
@@ -454,7 +606,7 @@
         <w:t>(lead, ~54k LOC)</w:t>
       </w:r>
       <w:r>
-        <w:t xml:space="preserve"> — turns raw electrical-testing instrument data into standards-aware customer deliverables: mail-webhook ingestion with per-document fan-out, a multi-vendor parser seam, a deterministic deficiency analyzer fed by a scraped standards store plus LLM review, blocking data-quality validation, SAML 2.0 + Entra dual-issuer SSO, per-user bearer auth replacing a shared API key. </w:t>
+        <w:t xml:space="preserve"> — turns electrical-testing instrument data into standards-aware client reports: mail-webhook ingestion with per-document fan-out, a multi-vendor parser seam, a deterministic deficiency analyzer (scraped standards plus LLM review), blocking data-quality gates, SAML 2.0 + Entra dual-issuer SSO, per-user bearer auth replacing a shared API key. </w:t>
       </w:r>
       <w:r>
         <w:rPr>
@@ -463,7 +615,7 @@
         <w:t>Eliminated silent false-success deploys</w:t>
       </w:r>
       <w:r>
-        <w:t>; authored the SOC 2 readiness assessment, threat model, ADRs, and an evidence-based delivery operating model.</w:t>
+        <w:t>; wrote the SOC 2 readiness assessment, threat model, ADRs, and an evidence-based delivery model.</w:t>
       </w:r>
     </w:p>
     <w:p>
@@ -577,44 +729,10 @@
         <w:rPr>
           <w:b/>
         </w:rPr>
-        <w:t>vibey-bootstrap</w:t>
-      </w:r>
-      <w:r>
-        <w:t xml:space="preserve"> </w:t>
-      </w:r>
-      <w:r>
-        <w:rPr>
-          <w:i/>
-          <w:color w:val="57606A"/>
-        </w:rPr>
-        <w:t>(formerly azure-bootstrap; open source, MIT)</w:t>
-      </w:r>
-      <w:r>
-        <w:t xml:space="preserve"> — authored the firm's shared Python platform library through three major versions on PyPI, </w:t>
-      </w:r>
-      <w:r>
-        <w:rPr>
-          <w:b/>
-        </w:rPr>
-        <w:t>adopted by 17+ repositories</w:t>
-      </w:r>
-      <w:r>
-        <w:t>: four-phase logging↔config bootstrap, structured logging with correlation IDs and masking, tiered alerting, ingress classifier, dead-letter-aware consumers, ten logging transports behind a never-block/never-raise shipper, transactional outbox; 86% coverage; four platforms refactored to delete the code it replaced.</w:t>
-      </w:r>
-    </w:p>
-    <w:p>
-      <w:pPr>
-        <w:pStyle w:val="ListBullet"/>
-        <w:spacing w:after="30"/>
-      </w:pPr>
-      <w:r>
-        <w:rPr>
-          <w:b/>
-        </w:rPr>
         <w:t>DevSecOps, secretless by default</w:t>
       </w:r>
       <w:r>
-        <w:t xml:space="preserve"> — OIDC workload identity federation across 20 CI workflows in 9 repositories, managed identity at runtime, CSI-driver vault secrets; supply-chain pipelines with SAST, SCA, IaC scanning, secret detection, SBOM generation, keyless image signing, and policy-as-code admission; cleared 24 IaC policy findings; </w:t>
+        <w:t xml:space="preserve"> — OIDC workload identity federation for 20 CI workflows in 9 repos, managed identity at runtime, CSI-driver vault secrets; supply-chain pipelines with SAST, SCA, IaC and secret scanning, SBOMs, keyless signing, and policy-as-code admission; cleared 24 IaC policy findings; </w:t>
       </w:r>
       <w:r>
         <w:rPr>
@@ -758,14 +876,8 @@
         <w:t>explicit session state machine with idempotent teardown</w:t>
       </w:r>
       <w:r>
-        <w:t>, Redis-backed session manager, HMAC-verified webhooks, QStash-queued delivery, shared in-session @agent. Three technical executive summaries and a unified relay schema reference written before implementation.</w:t>
+        <w:t xml:space="preserve">, Redis-backed session manager, HMAC-verified webhooks, QStash-queued delivery, shared in-session @agent; three technical executive summaries and a unified relay schema reference came first. </w:t>
       </w:r>
-    </w:p>
-    <w:p>
-      <w:pPr>
-        <w:pStyle w:val="ListBullet"/>
-        <w:spacing w:after="30"/>
-      </w:pPr>
       <w:r>
         <w:rPr>
           <w:b/>
@@ -807,7 +919,7 @@
           <w:color w:val="57606A"/>
         </w:rPr>
         <w:tab/>
-        <w:t>2026</w:t>
+        <w:t>Mar 2025 – 2026</w:t>
       </w:r>
     </w:p>
     <w:p>
@@ -818,7 +930,7 @@
         <w:rPr>
           <w:i/>
         </w:rPr>
-        <w:t>Independent product design</w:t>
+        <w:t>Senior Software Engineering Consultant (Mar – Aug 2025); independent product design (2026)</w:t>
       </w:r>
     </w:p>
     <w:p>
@@ -833,43 +945,17 @@
         <w:t>Business plans and software architecture documents</w:t>
       </w:r>
       <w:r>
-        <w:t xml:space="preserve"> for two SaaS concepts — a mobile-first social platform (React Native, FastAPI, Azure Container Apps) and a decentralized confidential-AI protocol.</w:t>
-      </w:r>
-    </w:p>
-    <w:p>
-      <w:pPr>
-        <w:tabs>
-          <w:tab w:pos="10368" w:val="right"/>
-        </w:tabs>
-        <w:spacing w:before="100" w:after="0"/>
-      </w:pPr>
-      <w:r>
-        <w:rPr>
-          <w:b/>
-          <w:sz w:val="22"/>
-        </w:rPr>
-        <w:t>Adam Matthew Steinberger LLC</w:t>
-      </w:r>
-      <w:r>
-        <w:t xml:space="preserve">  ·  Greenville, SC</w:t>
+        <w:t xml:space="preserve"> </w:t>
       </w:r>
       <w:r>
         <w:rPr>
+          <w:i/>
           <w:color w:val="57606A"/>
         </w:rPr>
-        <w:tab/>
-        <w:t>Mar 2025 – Aug 2025</w:t>
+        <w:t>(2026)</w:t>
       </w:r>
-    </w:p>
-    <w:p>
-      <w:pPr>
-        <w:spacing w:after="20"/>
-      </w:pPr>
       <w:r>
-        <w:rPr>
-          <w:i/>
-        </w:rPr>
-        <w:t>Senior Software Engineering Consultant</w:t>
+        <w:t xml:space="preserve"> for two SaaS concepts — a mobile-first social platform (React Native, FastAPI, Azure Container Apps) and a decentralized confidential-AI protocol.</w:t>
       </w:r>
     </w:p>
     <w:p>
@@ -881,10 +967,10 @@
         <w:rPr>
           <w:b/>
         </w:rPr>
-        <w:t>Self-hosted RAG chatbot</w:t>
+        <w:t>Two RAG chatbots, 30 days each</w:t>
       </w:r>
       <w:r>
-        <w:t xml:space="preserve"> </w:t>
+        <w:t xml:space="preserve"> — self-hosted </w:t>
       </w:r>
       <w:r>
         <w:rPr>
@@ -894,31 +980,16 @@
         <w:t>(non-profit)</w:t>
       </w:r>
       <w:r>
-        <w:t xml:space="preserve"> — on-premise RAG on Mistral-7B + FAISS behind an OpenAI-compatible vLLM API; Grafana/Prometheus on every token; Docker on bare metal; </w:t>
+        <w:t xml:space="preserve">: Mistral-7B + FAISS behind OpenAI-compatible vLLM, Grafana/Prometheus on every token, Docker on bare metal, </w:t>
       </w:r>
       <w:r>
         <w:rPr>
           <w:b/>
         </w:rPr>
-        <w:t>zero external dependencies; shipped in 30 days</w:t>
+        <w:t>zero external dependencies</w:t>
       </w:r>
       <w:r>
-        <w:t>.</w:t>
-      </w:r>
-    </w:p>
-    <w:p>
-      <w:pPr>
-        <w:pStyle w:val="ListBullet"/>
-        <w:spacing w:after="30"/>
-      </w:pPr>
-      <w:r>
-        <w:rPr>
-          <w:b/>
-        </w:rPr>
-        <w:t>Cloud RAG chatbot</w:t>
-      </w:r>
-      <w:r>
-        <w:t xml:space="preserve"> </w:t>
+        <w:t xml:space="preserve">; cloud </w:t>
       </w:r>
       <w:r>
         <w:rPr>
@@ -928,16 +999,7 @@
         <w:t>(sales agency)</w:t>
       </w:r>
       <w:r>
-        <w:t xml:space="preserve"> — Gemini-based RAG with API-driven web search; </w:t>
-      </w:r>
-      <w:r>
-        <w:rPr>
-          <w:b/>
-        </w:rPr>
-        <w:t>shipped in 30 days</w:t>
-      </w:r>
-      <w:r>
-        <w:t>.</w:t>
+        <w:t>: Gemini RAG with API-driven web search.</w:t>
       </w:r>
     </w:p>
     <w:p>
@@ -1331,7 +1393,7 @@
             <w:color w:val="0969DA"/>
             <w:u w:val="single"/>
           </w:rPr>
-          <w:t>claudeloop</w:t>
+          <w:t>vibey</w:t>
         </w:r>
       </w:hyperlink>
       <w:r>
@@ -1343,7 +1405,7 @@
             <w:color w:val="0969DA"/>
             <w:u w:val="single"/>
           </w:rPr>
-          <w:t>codexloop</w:t>
+          <w:t>PyPI</w:t>
         </w:r>
       </w:hyperlink>
       <w:r>
@@ -1355,133 +1417,24 @@
             <w:color w:val="0969DA"/>
             <w:u w:val="single"/>
           </w:rPr>
-          <w:t>cursorloop</w:t>
-        </w:r>
-      </w:hyperlink>
-      <w:r>
-        <w:t xml:space="preserve"> · </w:t>
-      </w:r>
-      <w:hyperlink r:id="rId18">
-        <w:r>
-          <w:rPr>
-            <w:color w:val="0969DA"/>
-            <w:u w:val="single"/>
-          </w:rPr>
-          <w:t>agyloop</w:t>
-        </w:r>
-      </w:hyperlink>
-      <w:r>
-        <w:t xml:space="preserve"> · </w:t>
-      </w:r>
-      <w:hyperlink r:id="rId19">
-        <w:r>
-          <w:rPr>
-            <w:color w:val="0969DA"/>
-            <w:u w:val="single"/>
-          </w:rPr>
-          <w:t>qwenloop</w:t>
-        </w:r>
-      </w:hyperlink>
-      <w:r>
-        <w:t xml:space="preserve"> · </w:t>
-      </w:r>
-      <w:hyperlink r:id="rId20">
-        <w:r>
-          <w:rPr>
-            <w:color w:val="0969DA"/>
-            <w:u w:val="single"/>
-          </w:rPr>
-          <w:t>vibey</w:t>
-        </w:r>
-      </w:hyperlink>
-      <w:r>
-        <w:t xml:space="preserve"> · </w:t>
-      </w:r>
-      <w:hyperlink r:id="rId21">
-        <w:r>
-          <w:rPr>
-            <w:color w:val="0969DA"/>
-            <w:u w:val="single"/>
-          </w:rPr>
-          <w:t>vibey-gh</w:t>
+          <w:t>docs</w:t>
         </w:r>
       </w:hyperlink>
       <w:r>
         <w:t xml:space="preserve"> — </w:t>
       </w:r>
       <w:r>
-        <w:t xml:space="preserve">Onion-architected autonomous session runners for Claude Code, OpenAI Codex, Cursor Agent, Google Antigravity, and a fully local Qwen 2.5 Coder </w:t>
+        <w:t xml:space="preserve">One repo, one PyPI distribution: the conductor, the claudeloop, codexloop, cursorloop, agyloop, and qwenloop runners </w:t>
       </w:r>
       <w:r>
         <w:rPr>
           <w:i/>
           <w:color w:val="57606A"/>
         </w:rPr>
-        <w:t>(never block on a human; distinguish rate-limit windows from exhausted credits)</w:t>
+        <w:t>(never block on a human; tell rate-limit windows from exhausted credits)</w:t>
       </w:r>
       <w:r>
-        <w:t xml:space="preserve">; </w:t>
-      </w:r>
-      <w:r>
-        <w:rPr>
-          <w:b/>
-        </w:rPr>
-        <w:t>vibey</w:t>
-      </w:r>
-      <w:r>
-        <w:t xml:space="preserve">, the six-phase PostgreSQL-backed conductor on top of them; and </w:t>
-      </w:r>
-      <w:r>
-        <w:rPr>
-          <w:b/>
-        </w:rPr>
-        <w:t>vibey-gh</w:t>
-      </w:r>
-      <w:r>
-        <w:t>, stdlib-only release automation (provenance, merge train, dual-channel releases).</w:t>
-      </w:r>
-    </w:p>
-    <w:p>
-      <w:pPr>
-        <w:pStyle w:val="ListBullet"/>
-        <w:spacing w:after="30"/>
-      </w:pPr>
-      <w:hyperlink r:id="rId22">
-        <w:r>
-          <w:rPr>
-            <w:color w:val="0969DA"/>
-            <w:u w:val="single"/>
-          </w:rPr>
-          <w:t>vibey-bootstrap</w:t>
-        </w:r>
-      </w:hyperlink>
-      <w:r>
-        <w:t xml:space="preserve"> · </w:t>
-      </w:r>
-      <w:hyperlink r:id="rId23">
-        <w:r>
-          <w:rPr>
-            <w:color w:val="0969DA"/>
-            <w:u w:val="single"/>
-          </w:rPr>
-          <w:t>vibey-skills</w:t>
-        </w:r>
-      </w:hyperlink>
-      <w:r>
-        <w:t xml:space="preserve"> — </w:t>
-      </w:r>
-      <w:r>
-        <w:t xml:space="preserve">The Azure Functions cross-cutting layer </w:t>
-      </w:r>
-      <w:r>
-        <w:rPr>
-          <w:i/>
-          <w:color w:val="57606A"/>
-        </w:rPr>
-        <w:t>(formerly azure-bootstrap; 17+ repos)</w:t>
-      </w:r>
-      <w:r>
-        <w:t xml:space="preserve"> and a Claude Code marketplace of evidence-grounded practitioner skills </w:t>
+        <w:t xml:space="preserve">, vibey-gh, and vibey-skills </w:t>
       </w:r>
       <w:r>
         <w:rPr>
@@ -1496,7 +1449,7 @@
     </w:p>
     <w:p>
       <w:r>
-        <w:t xml:space="preserve">All MIT-licensed, on PyPI. Contributors and volunteers welcome — </w:t>
+        <w:t xml:space="preserve">MIT-licensed. Contributors and volunteers welcome — </w:t>
       </w:r>
       <w:hyperlink r:id="rId14">
         <w:r>
@@ -1529,7 +1482,7 @@
         <w:pStyle w:val="ListBullet"/>
         <w:spacing w:after="30"/>
       </w:pPr>
-      <w:hyperlink r:id="rId24">
+      <w:hyperlink r:id="rId18">
         <w:r>
           <w:rPr>
             <w:color w:val="0969DA"/>
@@ -1562,6 +1515,31 @@
       </w:r>
       <w:r>
         <w:t>.</w:t>
+      </w:r>
+    </w:p>
+    <w:p>
+      <w:pPr>
+        <w:pStyle w:val="ListBullet"/>
+        <w:spacing w:after="30"/>
+      </w:pPr>
+      <w:hyperlink r:id="rId19">
+        <w:r>
+          <w:rPr>
+            <w:color w:val="0969DA"/>
+            <w:u w:val="single"/>
+          </w:rPr>
+          <w:t>Ledger-Mediated Orchestration: Vendor-Independent Autonomous Software Delivery over a Pool of Coding Agents</w:t>
+        </w:r>
+      </w:hyperlink>
+      <w:r>
+        <w:t xml:space="preserve"> — </w:t>
+      </w:r>
+      <w:r>
+        <w:rPr>
+          <w:i/>
+          <w:color w:val="57606A"/>
+        </w:rPr>
+        <w:t>(not refereed)</w:t>
       </w:r>
     </w:p>
     <w:p>

--- a/adam-steinberger-resume.docx
+++ b/adam-steinberger-resume.docx
@@ -15,24 +15,23 @@
       <w:r>
         <w:rPr>
           <w:b/>
-          <w:color w:val="0969DA"/>
-          <w:sz w:val="24"/>
+          <w:color w:val="1F4E8C"/>
+          <w:sz w:val="23"/>
         </w:rPr>
-        <w:t>Staff Software Architect &amp; AI Automation Engineer</w:t>
+        <w:t>Staff Software Engineer · AI platforms, identity and agent infrastructure</w:t>
       </w:r>
     </w:p>
     <w:p>
       <w:r>
         <w:rPr>
-          <w:i/>
-          <w:color w:val="57606A"/>
+          <w:color w:val="59626D"/>
         </w:rPr>
-        <w:t>RAG systems, event-driven Azure microservices, and automation pipelines that the people who inherit them can actually run.</w:t>
+        <w:t>I build AI platforms that other teams can safely build on: no stored secrets, every call on the record, and a person signing off on anything that can't be undone.</w:t>
       </w:r>
     </w:p>
     <w:p>
       <w:r>
-        <w:t>Greenville, SC (remote / US remote)</w:t>
+        <w:t>Greenville, SC (US remote)</w:t>
       </w:r>
       <w:r>
         <w:t xml:space="preserve">  ·  </w:t>
@@ -40,8 +39,7 @@
       <w:hyperlink r:id="rId9">
         <w:r>
           <w:rPr>
-            <w:color w:val="0969DA"/>
-            <w:u w:val="single"/>
+            <w:color w:val="1F4E8C"/>
           </w:rPr>
           <w:t>+1-864-517-4117</w:t>
         </w:r>
@@ -52,8 +50,7 @@
       <w:hyperlink r:id="rId10">
         <w:r>
           <w:rPr>
-            <w:color w:val="0969DA"/>
-            <w:u w:val="single"/>
+            <w:color w:val="1F4E8C"/>
           </w:rPr>
           <w:t>adam@matthewsteinberger.com</w:t>
         </w:r>
@@ -64,8 +61,7 @@
       <w:hyperlink r:id="rId11">
         <w:r>
           <w:rPr>
-            <w:color w:val="0969DA"/>
-            <w:u w:val="single"/>
+            <w:color w:val="1F4E8C"/>
           </w:rPr>
           <w:t>linkedin.com/in/adammatthewsteinberger</w:t>
         </w:r>
@@ -76,8 +72,7 @@
       <w:hyperlink r:id="rId12">
         <w:r>
           <w:rPr>
-            <w:color w:val="0969DA"/>
-            <w:u w:val="single"/>
+            <w:color w:val="1F4E8C"/>
           </w:rPr>
           <w:t>github.com/adammatthewsteinberger</w:t>
         </w:r>
@@ -88,123 +83,55 @@
       <w:hyperlink r:id="rId13">
         <w:r>
           <w:rPr>
-            <w:color w:val="0969DA"/>
-            <w:u w:val="single"/>
+            <w:color w:val="1F4E8C"/>
           </w:rPr>
           <w:t>vibewithadam.matthewsteinberger.com</w:t>
-        </w:r>
-      </w:hyperlink>
-      <w:r>
-        <w:t xml:space="preserve">  ·  </w:t>
-      </w:r>
-      <w:hyperlink r:id="rId14">
-        <w:r>
-          <w:rPr>
-            <w:color w:val="0969DA"/>
-            <w:u w:val="single"/>
-          </w:rPr>
-          <w:t>vibewithadam.matthewsteinberger.com/join-me</w:t>
         </w:r>
       </w:hyperlink>
     </w:p>
     <w:p>
       <w:r>
         <w:rPr>
-          <w:color w:val="116329"/>
-          <w:sz w:val="19"/>
+          <w:b/>
         </w:rPr>
-        <w:t>Available from September 2026 for Staff Software Architect, AI Automation Engineer, Staff/Principal AI Engineer, Solutions Architect, or Platform/Automation Engineer roles — W2 preferred, contract-to-hire OK.</w:t>
+        <w:t>Available now for Staff+ engineering roles. Based in Greenville, SC; working US-remote.</w:t>
       </w:r>
     </w:p>
     <w:p>
       <w:pPr>
         <w:spacing w:before="160" w:after="40"/>
         <w:pBdr>
-          <w:bottom w:val="single" w:sz="6" w:space="1" w:color="D0D7DE"/>
+          <w:bottom w:val="single" w:sz="4" w:space="1" w:color="D5DBE3"/>
         </w:pBdr>
       </w:pPr>
       <w:r>
         <w:rPr>
           <w:b/>
-          <w:color w:val="0969DA"/>
-          <w:sz w:val="23"/>
+          <w:color w:val="1F4E8C"/>
+          <w:sz w:val="21"/>
         </w:rPr>
         <w:t>SUMMARY</w:t>
       </w:r>
     </w:p>
     <w:p>
       <w:r>
-        <w:t xml:space="preserve">I build AI systems that actually work inside enterprise environments — production-grade platforms that handle real data, real security requirements, and real organizational complexity, </w:t>
-      </w:r>
-      <w:r>
-        <w:rPr>
-          <w:i/>
-        </w:rPr>
-        <w:t>not demos</w:t>
-      </w:r>
-      <w:r>
-        <w:t xml:space="preserve">. </w:t>
-      </w:r>
-      <w:r>
-        <w:rPr>
-          <w:b/>
-        </w:rPr>
-        <w:t>13+ years</w:t>
-      </w:r>
-      <w:r>
-        <w:t xml:space="preserve"> across AI, cloud, fintech, insurance, healthcare, and cybersecurity. Most recently: </w:t>
-      </w:r>
-      <w:r>
-        <w:rPr>
-          <w:b/>
-        </w:rPr>
-        <w:t>creator of vibey</w:t>
-      </w:r>
-      <w:r>
-        <w:t xml:space="preserve"> (open source); before that, </w:t>
-      </w:r>
-      <w:r>
-        <w:rPr>
-          <w:b/>
-        </w:rPr>
-        <w:t>sole architect of a multi-vendor AI governance gateway</w:t>
-      </w:r>
-      <w:r>
-        <w:t xml:space="preserve">, </w:t>
-      </w:r>
-      <w:r>
-        <w:rPr>
-          <w:b/>
-        </w:rPr>
-        <w:t>co-lead of a 20-microservice AI payroll platform</w:t>
-      </w:r>
-      <w:r>
-        <w:t xml:space="preserve">, author of two identity-governance-as-code control planes and the shared Python platform library adopted by 17+ repositories — all on private AKS with secretless (OIDC / workload identity) delivery and supply-chain security in CI. The work starts with a business problem nobody has solved cleanly and ends with </w:t>
-      </w:r>
-      <w:r>
-        <w:rPr>
-          <w:b/>
-        </w:rPr>
-        <w:t>something the people who inherit it can run</w:t>
-      </w:r>
-      <w:r>
-        <w:t xml:space="preserve"> — architecture documented before code, junior developers trained in parallel, handoffs that hold. I document everything for the same reason a RAG pipeline cites its sources.</w:t>
+        <w:t>I've spent 13 years building production software for insurance, lending, healthcare and security teams, and most recently the controls that let AI run safely inside them. My work is identity-first: workload identity instead of stored keys, audit trails that can't be quietly edited, and policy kept in Git where it can be reviewed. I write the architecture down before the code, train the people who will own it, and hand over systems that keep running after I leave. In my own time I maintain vibey, an open-source conductor for AI coding agents.</w:t>
       </w:r>
     </w:p>
     <w:p>
       <w:pPr>
         <w:spacing w:before="160" w:after="40"/>
         <w:pBdr>
-          <w:bottom w:val="single" w:sz="6" w:space="1" w:color="D0D7DE"/>
+          <w:bottom w:val="single" w:sz="4" w:space="1" w:color="D5DBE3"/>
         </w:pBdr>
       </w:pPr>
       <w:r>
         <w:rPr>
           <w:b/>
-          <w:color w:val="0969DA"/>
-          <w:sz w:val="23"/>
+          <w:color w:val="1F4E8C"/>
+          <w:sz w:val="21"/>
         </w:rPr>
-        <w:t>CORE SKILLS</w:t>
+        <w:t>HIGHLIGHTS</w:t>
       </w:r>
     </w:p>
     <w:p>
@@ -216,10 +143,10 @@
         <w:rPr>
           <w:b/>
         </w:rPr>
-        <w:t xml:space="preserve">AI &amp; LLM Systems: </w:t>
+        <w:t>Platforms other teams adopted.</w:t>
       </w:r>
       <w:r>
-        <w:t>RAG and vector search (pgvector, FAISS, Azure AI Search, Pinecone), multi-vendor LLM gateways with cost/policy governance, AI agents and multi-agent orchestration, MCP servers, structured outputs, HITL gating, LoRA fine-tuning; Azure OpenAI/Foundry, Claude, GPT, Gemini, Grok, Mistral, vLLM, Ollama, LangChain, Document Intelligence, Content Safety; OWASP LLM Top 10 / NIST AI RMF</w:t>
+        <w:t xml:space="preserve"> Sole architect of a policy-enforced LLM gateway that three product teams moved onto, retiring the credentials their apps held; my platform library is used by 17+ repositories.</w:t>
       </w:r>
     </w:p>
     <w:p>
@@ -231,10 +158,10 @@
         <w:rPr>
           <w:b/>
         </w:rPr>
-        <w:t xml:space="preserve">Azure &amp; Cloud: </w:t>
+        <w:t>Identity at depth.</w:t>
       </w:r>
       <w:r>
-        <w:t>AKS (private clusters, workload identity, KEDA), Functions, App Service, Service Bus, Event Hubs, Key Vault, App Configuration, App Insights/OpenTelemetry, Data Explorer (KQL), Cosmos DB, PostgreSQL, Redis, Blob/Data Lake, App Gateway + WAF, Private Endpoints, Entra ID, Microsoft Graph; sovereign/government cloud; AWS (Textract, Lambda, S3)</w:t>
+        <w:t xml:space="preserve"> Sole author of two identity-governance-as-code control planes (40 resource kinds, multi-tenant, no stored tenant secrets) and advisor to a SOX-regulated enterprise of about 5,700 identities.</w:t>
       </w:r>
     </w:p>
     <w:p>
@@ -246,10 +173,10 @@
         <w:rPr>
           <w:b/>
         </w:rPr>
-        <w:t xml:space="preserve">Platform, DevSecOps &amp; Delivery: </w:t>
+        <w:t>Handoffs that hold.</w:t>
       </w:r>
       <w:r>
-        <w:t>Terraform, Bicep, Helm, Kustomize, Flux/Argo CD GitOps, Docker, GitHub Actions (OIDC federated credentials, self-hosted runners), build-once/promote-by-digest; Trivy, Semgrep, CodeQL, Bandit, Gitleaks/TruffleHog, Checkov, pip-audit, SBOM (Syft/CycloneDX), Cosign keyless signing, Kyverno/OPA admission; threat modeling (STRIDE), SOC 2 readiness, ADRs</w:t>
+        <w:t xml:space="preserve"> Co-led a 20-service AI payroll platform to production-ready architecture by day 45; the junior developer I trained alongside it now owns it.</w:t>
       </w:r>
     </w:p>
     <w:p>
@@ -261,93 +188,52 @@
         <w:rPr>
           <w:b/>
         </w:rPr>
-        <w:t xml:space="preserve">Identity &amp; Governance: </w:t>
+        <w:t>Open source, in public.</w:t>
       </w:r>
       <w:r>
-        <w:t>Okta (core, IGA, Workflows), Microsoft Entra ID, SAML 2.0, OIDC/OAuth 2.0, workload identity federation, RBAC (control and data plane), governance-as-code reconciliation, SOX-aligned access governance, GxP-classified functional specifications</w:t>
-      </w:r>
-    </w:p>
-    <w:p>
-      <w:pPr>
-        <w:pStyle w:val="ListBullet"/>
-        <w:spacing w:after="30"/>
-      </w:pPr>
-      <w:r>
-        <w:rPr>
-          <w:b/>
-        </w:rPr>
-        <w:t xml:space="preserve">Languages &amp; Frameworks: </w:t>
-      </w:r>
-      <w:r>
-        <w:t>Python 3.11/3.12 (FastAPI, Flask, SQLAlchemy 2, Pydantic, kopf), TypeScript/NestJS, Next.js 15/16 + React 19, C#/.NET (Web API, MVC), Java Spring Boot, gRPC/REST, OpenAPI 3.1, Bash, SQL, KQL</w:t>
-      </w:r>
-    </w:p>
-    <w:p>
-      <w:pPr>
-        <w:pStyle w:val="ListBullet"/>
-        <w:spacing w:after="30"/>
-      </w:pPr>
-      <w:r>
-        <w:rPr>
-          <w:b/>
-        </w:rPr>
-        <w:t xml:space="preserve">Quality &amp; Data: </w:t>
-      </w:r>
-      <w:r>
-        <w:t>pytest, Hypothesis, mutmut, contract/e2e/chaos tests, mypy --strict, ruff, import-linter-enforced onion architecture; PostgreSQL, MongoDB, Snowflake, SQL Server, Oracle, Redis; ETL/API integrations (HubSpot, SharePoint, Salesforce, Outlook)</w:t>
-      </w:r>
-    </w:p>
-    <w:p>
-      <w:pPr>
-        <w:pStyle w:val="ListBullet"/>
-        <w:spacing w:after="30"/>
-      </w:pPr>
-      <w:r>
-        <w:rPr>
-          <w:b/>
-        </w:rPr>
-        <w:t xml:space="preserve">Delivery &amp; Leadership: </w:t>
-      </w:r>
-      <w:r>
-        <w:t>Discovery → documented solution → Jira decomposition → mentored handoff; Scrum (CSM), Security-First Scrum (author), evidence-based delivery (DORA/CHAOS/QSM), architecture documentation, mentoring</w:t>
+        <w:t xml:space="preserve"> Creator of vibey, whose chaos test crashes a fifth of its workers mid-job and passes only if no job is lost or run twice.</w:t>
       </w:r>
     </w:p>
     <w:p>
       <w:pPr>
         <w:spacing w:before="160" w:after="40"/>
         <w:pBdr>
-          <w:bottom w:val="single" w:sz="6" w:space="1" w:color="D0D7DE"/>
+          <w:bottom w:val="single" w:sz="4" w:space="1" w:color="D5DBE3"/>
         </w:pBdr>
       </w:pPr>
       <w:r>
         <w:rPr>
           <w:b/>
-          <w:color w:val="0969DA"/>
-          <w:sz w:val="23"/>
+          <w:color w:val="1F4E8C"/>
+          <w:sz w:val="21"/>
         </w:rPr>
         <w:t>EXPERIENCE</w:t>
       </w:r>
     </w:p>
     <w:p>
       <w:pPr>
+        <w:keepNext/>
         <w:tabs>
-          <w:tab w:pos="10368" w:val="right"/>
+          <w:tab w:pos="10512" w:val="right"/>
         </w:tabs>
         <w:spacing w:before="100" w:after="0"/>
       </w:pPr>
       <w:r>
         <w:rPr>
           <w:b/>
-          <w:sz w:val="22"/>
+          <w:sz w:val="21"/>
         </w:rPr>
         <w:t>The Vibey Project (open source)</w:t>
       </w:r>
       <w:r>
+        <w:rPr>
+          <w:color w:val="59626D"/>
+        </w:rPr>
         <w:t xml:space="preserve">  ·  Greenville, SC</w:t>
       </w:r>
       <w:r>
         <w:rPr>
-          <w:color w:val="57606A"/>
+          <w:color w:val="59626D"/>
         </w:rPr>
         <w:tab/>
         <w:t>Aug 2026 – Present</w:t>
@@ -355,6 +241,7 @@
     </w:p>
     <w:p>
       <w:pPr>
+        <w:keepNext/>
         <w:spacing w:after="20"/>
       </w:pPr>
       <w:r>
@@ -380,13 +267,12 @@
       </w:r>
       <w:r>
         <w:rPr>
-          <w:i/>
-          <w:color w:val="57606A"/>
+          <w:color w:val="59626D"/>
         </w:rPr>
-        <w:t>(1.0.0 on PyPI; built with AI coding agents under its own CI gates)</w:t>
+        <w:t>(MIT; on PyPI as vibey-engine)</w:t>
       </w:r>
       <w:r>
-        <w:t xml:space="preserve"> — a queue-based conductor that carries a change from spec interview through design, build, and review (opt-in Azure deployment) across Claude Code, OpenAI Codex, Cursor Agent, Google Antigravity, and a local Qwen 2.5 Coder, calling a human only at recorded approval gates. One pip install ships all five runners and the release tooling.</w:t>
+        <w:t>. A conductor that carries a change from a spec interview through design, build and review, handing work between Claude Code, OpenAI Codex, Cursor Agent, Google Antigravity and local open-weight models, and asking a person only for the decisions that are theirs to make. Built with AI coding agents working inside its own CI gates.</w:t>
       </w:r>
     </w:p>
     <w:p>
@@ -398,16 +284,16 @@
         <w:rPr>
           <w:b/>
         </w:rPr>
-        <w:t>Nothing lost when an agent dies</w:t>
+        <w:t>Nothing is lost when an agent dies.</w:t>
       </w:r>
       <w:r>
-        <w:t xml:space="preserve"> — every decision, finding, and handoff is a row in an append-only PostgreSQL ledger (UPDATE/DELETE are no-ops); workers claim jobs under SKIP LOCKED leases; a handoff to another vendor must pass a model-free no-loss check or it retries, escalates, or parks for a human. A chaos test (500 jobs, 8 workers, 20% dropped mid-job) must end with </w:t>
+        <w:t xml:space="preserve"> Every decision, finding and handoff is a row in an append-only PostgreSQL ledger. Workers claim jobs under SKIP LOCKED leases, and a handoff to another vendor must pass a model-free no-loss check or it retries, escalates or waits for a person. A chaos test runs 500 jobs on 8 workers, crashes a fifth of them mid-job, and passes only if </w:t>
       </w:r>
       <w:r>
         <w:rPr>
           <w:b/>
         </w:rPr>
-        <w:t>no job lost or run twice</w:t>
+        <w:t>no job is lost or run twice</w:t>
       </w:r>
       <w:r>
         <w:t>.</w:t>
@@ -422,75 +308,36 @@
         <w:rPr>
           <w:b/>
         </w:rPr>
-        <w:t>Gates and release automation</w:t>
+        <w:t>Held to its own gates.</w:t>
       </w:r>
       <w:r>
-        <w:t xml:space="preserve"> — 100% branch-coverage floors in CI on the conductor, all five runners, and vibey-gh, my stdlib-only release tool (merge train, provenance trailers, commit-derived versions, TestPyPI/PyPI); a Helm chart (KEDA, kopf operator) installed on minikube in CI. </w:t>
-      </w:r>
-      <w:r>
-        <w:rPr>
-          <w:b/>
-        </w:rPr>
-        <w:t>~100k lines of Python source, ~121k lines of tests, 37 ADRs, 188 merged PRs, 11 PyPI releases</w:t>
-      </w:r>
-      <w:r>
-        <w:t xml:space="preserve"> (Aug–Sep 2026).</w:t>
+        <w:t xml:space="preserve"> 100% branch-coverage floors in CI, 75 architecture decision records, a Helm chart (KEDA, kopf operator) installed on minikube in CI, and 19 releases from 450+ merged pull requests since August 2026. The design is written up as a paper and the documentation as a book.</w:t>
       </w:r>
     </w:p>
     <w:p>
       <w:pPr>
-        <w:pStyle w:val="ListBullet"/>
-        <w:spacing w:after="30"/>
-      </w:pPr>
-      <w:r>
-        <w:rPr>
-          <w:b/>
-        </w:rPr>
-        <w:t>vibey-bootstrap</w:t>
-      </w:r>
-      <w:r>
-        <w:t xml:space="preserve"> </w:t>
-      </w:r>
-      <w:r>
-        <w:rPr>
-          <w:i/>
-          <w:color w:val="57606A"/>
-        </w:rPr>
-        <w:t>(formerly azure-bootstrap; built at Vizius)</w:t>
-      </w:r>
-      <w:r>
-        <w:t xml:space="preserve"> — the firm's Python platform library through three major versions on PyPI, </w:t>
-      </w:r>
-      <w:r>
-        <w:rPr>
-          <w:b/>
-        </w:rPr>
-        <w:t>adopted by 17+ repositories</w:t>
-      </w:r>
-      <w:r>
-        <w:t xml:space="preserve"> (logging, alerting, dead-letter consumers, outbox); 86% coverage; four platforms refactored onto it.</w:t>
-      </w:r>
-    </w:p>
-    <w:p>
-      <w:pPr>
+        <w:keepNext/>
         <w:tabs>
-          <w:tab w:pos="10368" w:val="right"/>
+          <w:tab w:pos="10512" w:val="right"/>
         </w:tabs>
         <w:spacing w:before="100" w:after="0"/>
       </w:pPr>
       <w:r>
         <w:rPr>
           <w:b/>
-          <w:sz w:val="22"/>
+          <w:sz w:val="21"/>
         </w:rPr>
         <w:t>The Vizius Group</w:t>
       </w:r>
       <w:r>
+        <w:rPr>
+          <w:color w:val="59626D"/>
+        </w:rPr>
         <w:t xml:space="preserve">  ·  Greenville, SC</w:t>
       </w:r>
       <w:r>
         <w:rPr>
-          <w:color w:val="57606A"/>
+          <w:color w:val="59626D"/>
         </w:rPr>
         <w:tab/>
         <w:t>Sep 2025 – Aug 2026</w:t>
@@ -498,6 +345,7 @@
     </w:p>
     <w:p>
       <w:pPr>
+        <w:keepNext/>
         <w:spacing w:after="20"/>
       </w:pPr>
       <w:r>
@@ -523,31 +371,54 @@
       </w:r>
       <w:r>
         <w:rPr>
-          <w:i/>
-          <w:color w:val="57606A"/>
+          <w:color w:val="59626D"/>
         </w:rPr>
-        <w:t>(sole architect, ~54k LOC)</w:t>
+        <w:t>(sole architect, ~54k lines)</w:t>
       </w:r>
       <w:r>
-        <w:t xml:space="preserve"> — one policy-enforced, OpenAI-compatible API in front of the full Azure AI surface plus Anthropic, OpenAI/Codex, Cursor, Grok, and Gemini: per-project allowlists, allow/deny/fallback policy with hot reload, multi-unit Redis rate limiting, per-call USD cost attribution with enforced spend caps (denial-of-wallet control), and an HMAC-signed, hash-chained, write-once audit trail; Entra ID app-role auth over workload identity — </w:t>
+        <w:t xml:space="preserve">. One OpenAI-compatible API in front of Azure AI, Anthropic, OpenAI, Cursor, Grok and Gemini, with per-project allowlists and fallback policy, Redis rate limits, per-call cost attribution with hard spend caps, and an HMAC-signed, hash-chained, write-once audit trail. Callers authenticate with Entra ID over workload identity, so no API keys sit in the path; agent sandboxing, egress policy and SSRF checks map to the OWASP LLM Top 10 and NIST AI RMF. </w:t>
       </w:r>
       <w:r>
         <w:rPr>
           <w:b/>
         </w:rPr>
-        <w:t>no API keys in the path</w:t>
+        <w:t>Three product teams moved onto it</w:t>
       </w:r>
       <w:r>
-        <w:t xml:space="preserve">. Agent sandboxing, egress policy, and SSRF checks mapped to OWASP LLM Top 10 / NIST AI RMF; Python SDK, CLI, MCP server, Next.js admin portal; 9 autoscaled pods on private AKS via GitOps. </w:t>
+        <w:t xml:space="preserve"> and retired their app-held credentials.</w:t>
+      </w:r>
+    </w:p>
+    <w:p>
+      <w:pPr>
+        <w:pStyle w:val="ListBullet"/>
+        <w:spacing w:after="30"/>
+      </w:pPr>
+      <w:r>
+        <w:rPr>
+          <w:b/>
+        </w:rPr>
+        <w:t>Identity governance as code</w:t>
+      </w:r>
+      <w:r>
+        <w:t xml:space="preserve"> </w:t>
+      </w:r>
+      <w:r>
+        <w:rPr>
+          <w:color w:val="59626D"/>
+        </w:rPr>
+        <w:t>(sole author, two control planes)</w:t>
+      </w:r>
+      <w:r>
+        <w:t xml:space="preserve">. A Kubernetes operator (kopf) that reconciles directory governance against Git-declared custom resources, with fully secretless multi-tenant auth and an LLM that drafts pull requests for judgment calls. A second platform manages 40 identity-provider resource kinds with drift classification: safe drift is fixed automatically, destructive changes wait for a pull request and a human approval, and any point in time can be restored. A versioned, idempotent sync API for 114+ directory groups </w:t>
       </w:r>
       <w:r>
         <w:rPr>
           <w:b/>
         </w:rPr>
-        <w:t>Migrated three product teams onto it</w:t>
+        <w:t>replaced a low-code workflow</w:t>
       </w:r>
       <w:r>
-        <w:t xml:space="preserve"> and retired their app-held credentials.</w:t>
+        <w:t>.</w:t>
       </w:r>
     </w:p>
     <w:p>
@@ -566,13 +437,12 @@
       </w:r>
       <w:r>
         <w:rPr>
-          <w:i/>
-          <w:color w:val="57606A"/>
+          <w:color w:val="59626D"/>
         </w:rPr>
-        <w:t>(co-lead, ~420k LOC)</w:t>
+        <w:t>(co-lead, ~420k lines)</w:t>
       </w:r>
       <w:r>
-        <w:t xml:space="preserve"> — 20 microservices in an onion-architecture monorepo across four human-approved phases with the final submission modeled as irreversible; RAG over the document store, AI-directed spreadsheet corrections, earnings and report review. Owned Terraform, 20 Helm charts, Kustomize, GitOps, and 10 CI/CD workflows; 585 test modules across unit/integration/contract/e2e/smoke. Architecture </w:t>
+        <w:t xml:space="preserve">. Twenty microservices across four human-approved phases, with the final submission modeled as irreversible; RAG over the document store, AI-directed spreadsheet corrections and earnings review. I owned the Terraform, 20 Helm charts, GitOps and 10 CI/CD workflows, backed by 585 test modules. The architecture was </w:t>
       </w:r>
       <w:r>
         <w:rPr>
@@ -581,7 +451,7 @@
         <w:t>production-ready at day 45</w:t>
       </w:r>
       <w:r>
-        <w:t>; a junior developer trained in parallel now owns it.</w:t>
+        <w:t>, and the junior developer I trained in parallel now owns it.</w:t>
       </w:r>
     </w:p>
     <w:p>
@@ -593,29 +463,25 @@
         <w:rPr>
           <w:b/>
         </w:rPr>
-        <w:t>Technical report generation platform</w:t>
+        <w:t>Technical report platform</w:t>
       </w:r>
       <w:r>
         <w:t xml:space="preserve"> </w:t>
       </w:r>
       <w:r>
         <w:rPr>
-          <w:i/>
-          <w:color w:val="57606A"/>
+          <w:color w:val="59626D"/>
         </w:rPr>
-        <w:t>(lead, ~54k LOC)</w:t>
+        <w:t>(lead, ~54k lines)</w:t>
       </w:r>
       <w:r>
-        <w:t xml:space="preserve"> — turns electrical-testing instrument data into standards-aware client reports: mail-webhook ingestion with per-document fan-out, a multi-vendor parser seam, a deterministic deficiency analyzer (scraped standards plus LLM review), blocking data-quality gates, SAML 2.0 + Entra dual-issuer SSO, per-user bearer auth replacing a shared API key. </w:t>
+        <w:t xml:space="preserve">. Turns electrical-testing instrument data into standards-aware client reports: mail-webhook ingestion with per-document fan-out, a multi-vendor parser seam, a deterministic deficiency analyzer with LLM review, and blocking data-quality gates. Added SAML 2.0 and Entra dual-issuer SSO, replaced a shared API key with per-user bearer auth, and wrote the SOC 2 readiness assessment, STRIDE threat model and ADRs. </w:t>
       </w:r>
       <w:r>
         <w:rPr>
           <w:b/>
         </w:rPr>
-        <w:t>Eliminated silent false-success deploys</w:t>
-      </w:r>
-      <w:r>
-        <w:t>; wrote the SOC 2 readiness assessment, threat model, ADRs, and an evidence-based delivery model.</w:t>
+        <w:t>Ended silent false-success deploys.</w:t>
       </w:r>
     </w:p>
     <w:p>
@@ -627,29 +493,19 @@
         <w:rPr>
           <w:b/>
         </w:rPr>
-        <w:t>Identity governance as code</w:t>
+        <w:t>Secretless DevSecOps.</w:t>
       </w:r>
       <w:r>
-        <w:t xml:space="preserve"> </w:t>
-      </w:r>
-      <w:r>
-        <w:rPr>
-          <w:i/>
-          <w:color w:val="57606A"/>
-        </w:rPr>
-        <w:t>(sole author, two control planes)</w:t>
-      </w:r>
-      <w:r>
-        <w:t xml:space="preserve"> — a Kubernetes operator (kopf) that reconciles directory governance state against Git-declared custom resources with </w:t>
+        <w:t xml:space="preserve"> OIDC workload identity federation for 20 CI workflows across 9 repositories; supply-chain pipelines with SAST, SCA, IaC and secret scanning, SBOMs, keyless signing and policy-as-code admission. My own security reviews </w:t>
       </w:r>
       <w:r>
         <w:rPr>
           <w:b/>
         </w:rPr>
-        <w:t>fully secretless multi-tenant auth</w:t>
+        <w:t>caught an auth bypass, path traversal, SSRF, a timing-unsafe comparison, query injection and an over-scoped CI credential before release</w:t>
       </w:r>
       <w:r>
-        <w:t xml:space="preserve"> (federated credentials, zero stored tenant secrets) and an LLM that drafts pull requests for judgment calls; and an IdP governance platform managing 40 resource kinds through six addressing patterns with drift classification (auto-remediate safe, PR + human approval for destructive), point-in-time reversion, and dual APM/SIEM log shipping. Plus a versioned, idempotent sync API for 114+ directory groups that replaced a low-code workflow.</w:t>
+        <w:t>. Led a cross-tenant production migration onto OIDC and least-privilege RBAC.</w:t>
       </w:r>
     </w:p>
     <w:p>
@@ -661,29 +517,19 @@
         <w:rPr>
           <w:b/>
         </w:rPr>
-        <w:t>Multi-system ticket relay</w:t>
+        <w:t>Shared platform library.</w:t>
       </w:r>
       <w:r>
-        <w:t xml:space="preserve"> </w:t>
-      </w:r>
-      <w:r>
-        <w:rPr>
-          <w:i/>
-          <w:color w:val="57606A"/>
-        </w:rPr>
-        <w:t>(sole author, ~20k LOC)</w:t>
-      </w:r>
-      <w:r>
-        <w:t xml:space="preserve"> — N-way sync with a symmetric schema (no privileged hub): version vectors, echo suppression, a conflict policy engine that downgrades unimplemented strategies to manual hold, edge HMAC verification with vault-backed per-tenant secrets, config-driven generic connector. </w:t>
+        <w:t xml:space="preserve"> The firm's Python library for logging, alerting, dead-letter consumers and the outbox pattern, through three major versions; </w:t>
       </w:r>
       <w:r>
         <w:rPr>
           <w:b/>
         </w:rPr>
-        <w:t>653 tests, 93% coverage</w:t>
+        <w:t>adopted by 17+ repositories</w:t>
       </w:r>
       <w:r>
-        <w:t>, mypy --strict clean, import-linter-enforced pure domain, property/mutation/chaos tests proving convergence.</w:t>
+        <w:t xml:space="preserve"> and four platforms. It now continues in the open as vibey-bootstrap, part of vibey.</w:t>
       </w:r>
     </w:p>
     <w:p>
@@ -695,29 +541,60 @@
         <w:rPr>
           <w:b/>
         </w:rPr>
-        <w:t>Multi-tenant observability portal</w:t>
+        <w:t>Also.</w:t>
       </w:r>
       <w:r>
-        <w:t xml:space="preserve"> </w:t>
+        <w:t xml:space="preserve"> A multi-system ticket relay (N-way sync, 653 tests, 93% coverage, mypy --strict); a multi-tenant observability portal; five architecture document sets, about 180 pages; the </w:t>
       </w:r>
       <w:r>
         <w:rPr>
           <w:i/>
-          <w:color w:val="57606A"/>
         </w:rPr>
-        <w:t>(lead)</w:t>
+        <w:t>Security-First Scrum</w:t>
       </w:r>
       <w:r>
-        <w:t xml:space="preserve"> — sub-second streaming, analytical, and federated APM/vendor/cost planes, </w:t>
+        <w:t xml:space="preserve"> framework and training manuals; mentoring junior developers on three projects.</w:t>
+      </w:r>
+    </w:p>
+    <w:p>
+      <w:pPr>
+        <w:keepNext/>
+        <w:tabs>
+          <w:tab w:pos="10512" w:val="right"/>
+        </w:tabs>
+        <w:spacing w:before="100" w:after="0"/>
+      </w:pPr>
+      <w:r>
+        <w:rPr>
+          <w:b/>
+          <w:sz w:val="21"/>
+        </w:rPr>
+        <w:t>The Apologist Project</w:t>
       </w:r>
       <w:r>
         <w:rPr>
-          <w:b/>
+          <w:color w:val="59626D"/>
         </w:rPr>
-        <w:t>every payload tagged with its freshness</w:t>
+        <w:t xml:space="preserve">  ·  Remote</w:t>
       </w:r>
       <w:r>
-        <w:t>; CLI, REST, HMAC webhooks, MCP server, and SDK over one core; SAML SSO; KEDA.</w:t>
+        <w:rPr>
+          <w:color w:val="59626D"/>
+        </w:rPr>
+        <w:tab/>
+        <w:t>Apr 2026 – Present</w:t>
+      </w:r>
+    </w:p>
+    <w:p>
+      <w:pPr>
+        <w:keepNext/>
+        <w:spacing w:after="20"/>
+      </w:pPr>
+      <w:r>
+        <w:rPr>
+          <w:i/>
+        </w:rPr>
+        <w:t>Volunteer Software Architect</w:t>
       </w:r>
     </w:p>
     <w:p>
@@ -729,19 +606,51 @@
         <w:rPr>
           <w:b/>
         </w:rPr>
-        <w:t>DevSecOps, secretless by default</w:t>
+        <w:t>Project Excite.</w:t>
       </w:r>
       <w:r>
-        <w:t xml:space="preserve"> — OIDC workload identity federation for 20 CI workflows in 9 repos, managed identity at runtime, CSI-driver vault secrets; supply-chain pipelines with SAST, SCA, IaC and secret scanning, SBOMs, keyless signing, and policy-as-code admission; cleared 24 IaC policy findings; </w:t>
+        <w:t xml:space="preserve"> An adapter-based relay service that hands people from an AI chat to live volunteers on Chatwoot or EchoGlobal: an explicit session state machine with idempotent teardown, Redis-backed sessions, HMAC-verified webhooks and QStash-queued delivery. Shipped as split PR stacks with security hardening (DOMPurify, CORS allowlist, Sentry PII off, rate limiting).</w:t>
+      </w:r>
+    </w:p>
+    <w:p>
+      <w:pPr>
+        <w:keepNext/>
+        <w:tabs>
+          <w:tab w:pos="10512" w:val="right"/>
+        </w:tabs>
+        <w:spacing w:before="100" w:after="0"/>
+      </w:pPr>
+      <w:r>
+        <w:rPr>
+          <w:b/>
+          <w:sz w:val="21"/>
+        </w:rPr>
+        <w:t>Adam Matthew Steinberger LLC</w:t>
       </w:r>
       <w:r>
         <w:rPr>
-          <w:b/>
+          <w:color w:val="59626D"/>
         </w:rPr>
-        <w:t>security self-reviews</w:t>
+        <w:t xml:space="preserve">  ·  Greenville, SC</w:t>
       </w:r>
       <w:r>
-        <w:t xml:space="preserve"> closed an auth bypass, path traversal, SSRF, timing-unsafe comparison, query injection, and an over-scoped CI credential before release. Cross-tenant production migration on OIDC and least-privilege RBAC.</w:t>
+        <w:rPr>
+          <w:color w:val="59626D"/>
+        </w:rPr>
+        <w:tab/>
+        <w:t>Mar 2025 – 2026</w:t>
+      </w:r>
+    </w:p>
+    <w:p>
+      <w:pPr>
+        <w:keepNext/>
+        <w:spacing w:after="20"/>
+      </w:pPr>
+      <w:r>
+        <w:rPr>
+          <w:i/>
+        </w:rPr>
+        <w:t>Senior Software Engineering Consultant</w:t>
       </w:r>
     </w:p>
     <w:p>
@@ -753,28 +662,10 @@
         <w:rPr>
           <w:b/>
         </w:rPr>
-        <w:t>Architecture &amp; advisory</w:t>
+        <w:t>Two RAG chatbots, 30 days each.</w:t>
       </w:r>
       <w:r>
-        <w:t xml:space="preserve"> — </w:t>
-      </w:r>
-      <w:r>
-        <w:rPr>
-          <w:b/>
-        </w:rPr>
-        <w:t>five formal architecture document sets (~180 pages)</w:t>
-      </w:r>
-      <w:r>
-        <w:t xml:space="preserve"> including a three-tier package (43-page design, 10-page executive summary, one-sheet) and a STRIDE threat model; identity-governance advisory for a </w:t>
-      </w:r>
-      <w:r>
-        <w:rPr>
-          <w:b/>
-        </w:rPr>
-        <w:t>SOX-regulated enterprise of ~5,700 identities</w:t>
-      </w:r>
-      <w:r>
-        <w:t xml:space="preserve"> (market survey, platform decision report, API/SDK/MCP coverage assessment across eight platforms, GxP-classified functional specifications, SOX-to-IAM risk mapping); AI vendor terms comparison for legal and procurement.</w:t>
+        <w:t xml:space="preserve"> One fully self-hosted for a non-profit (Mistral-7B, FAISS and vLLM, with Grafana and Prometheus on every token and no external dependencies); one cloud-based for a sales agency (Gemini RAG with API-driven web search).</w:t>
       </w:r>
     </w:p>
     <w:p>
@@ -786,319 +677,36 @@
         <w:rPr>
           <w:b/>
         </w:rPr>
-        <w:t>Enablement &amp; thought leadership</w:t>
+        <w:t>Codebase review.</w:t>
       </w:r>
       <w:r>
-        <w:t xml:space="preserve"> — authored </w:t>
-      </w:r>
-      <w:r>
-        <w:rPr>
-          <w:i/>
-        </w:rPr>
-        <w:t>Security-First Scrum</w:t>
-      </w:r>
-      <w:r>
-        <w:t xml:space="preserve"> (framework, two training manuals, four AI-agent rulesets), an evidence-based delivery velocity playbook, and a </w:t>
-      </w:r>
-      <w:r>
-        <w:rPr>
-          <w:b/>
-        </w:rPr>
-        <w:t>~110,000-word technical reference library</w:t>
-      </w:r>
-      <w:r>
-        <w:t xml:space="preserve"> compiled into vibey-skills (18 plugins / 71 skills); mentored junior developers on three projects; built the firm's LinkedIn thought-leadership program end to end, including a narrative white paper on export-control compliance and cloud enclave architecture produced and written from recorded expert interviews.</w:t>
+        <w:t xml:space="preserve"> 59,000 lines across 190+ files reviewed in 10 hours; found 5% test coverage and missing auth middleware, and delivered a technical brief, executive summary and phased roadmap.</w:t>
       </w:r>
     </w:p>
     <w:p>
       <w:pPr>
+        <w:keepNext/>
         <w:tabs>
-          <w:tab w:pos="10368" w:val="right"/>
+          <w:tab w:pos="10512" w:val="right"/>
         </w:tabs>
         <w:spacing w:before="100" w:after="0"/>
       </w:pPr>
       <w:r>
         <w:rPr>
           <w:b/>
-          <w:sz w:val="22"/>
+          <w:sz w:val="21"/>
         </w:rPr>
-        <w:t>The Apologist Project (volunteer)</w:t>
-      </w:r>
-      <w:r>
-        <w:t xml:space="preserve">  ·  Remote</w:t>
+        <w:t>Lima One Capital</w:t>
       </w:r>
       <w:r>
         <w:rPr>
-          <w:color w:val="57606A"/>
+          <w:color w:val="59626D"/>
         </w:rPr>
-        <w:tab/>
-        <w:t>Apr 2026 – Present</w:t>
-      </w:r>
-    </w:p>
-    <w:p>
-      <w:pPr>
-        <w:spacing w:after="20"/>
-      </w:pPr>
-      <w:r>
-        <w:rPr>
-          <w:i/>
-        </w:rPr>
-        <w:t>Volunteer Software Architect — open-source-style contribution</w:t>
-      </w:r>
-    </w:p>
-    <w:p>
-      <w:pPr>
-        <w:pStyle w:val="ListBullet"/>
-        <w:spacing w:after="30"/>
-      </w:pPr>
-      <w:r>
-        <w:rPr>
-          <w:b/>
-        </w:rPr>
-        <w:t>Project Excite</w:t>
-      </w:r>
-      <w:r>
-        <w:t xml:space="preserve"> — designed and built an </w:t>
-      </w:r>
-      <w:r>
-        <w:rPr>
-          <w:b/>
-        </w:rPr>
-        <w:t>adapter-based relay microservice</w:t>
-      </w:r>
-      <w:r>
-        <w:t xml:space="preserve"> handing seekers from the AI to live volunteers on Chatwoot or EchoGlobal: abstract adapter + concrete adapters, </w:t>
-      </w:r>
-      <w:r>
-        <w:rPr>
-          <w:b/>
-        </w:rPr>
-        <w:t>explicit session state machine with idempotent teardown</w:t>
-      </w:r>
-      <w:r>
-        <w:t xml:space="preserve">, Redis-backed session manager, HMAC-verified webhooks, QStash-queued delivery, shared in-session @agent; three technical executive summaries and a unified relay schema reference came first. </w:t>
-      </w:r>
-      <w:r>
-        <w:rPr>
-          <w:b/>
-        </w:rPr>
-        <w:t>Shipped across split PR stacks</w:t>
-      </w:r>
-      <w:r>
-        <w:t xml:space="preserve"> (schema, relay lib/HTTP, backend proxy, client UI, admin monitoring) plus </w:t>
-      </w:r>
-      <w:r>
-        <w:rPr>
-          <w:b/>
-        </w:rPr>
-        <w:t>security hardening</w:t>
-      </w:r>
-      <w:r>
-        <w:t xml:space="preserve"> (XSS via DOMPurify, CORS allowlist, Sentry PII off, rate limiting) and CI/PHPUnit repair; ~68 commits.</w:t>
-      </w:r>
-    </w:p>
-    <w:p>
-      <w:pPr>
-        <w:tabs>
-          <w:tab w:pos="10368" w:val="right"/>
-        </w:tabs>
-        <w:spacing w:before="100" w:after="0"/>
-      </w:pPr>
-      <w:r>
-        <w:rPr>
-          <w:b/>
-          <w:sz w:val="22"/>
-        </w:rPr>
-        <w:t>Adam Matthew Steinberger LLC</w:t>
-      </w:r>
-      <w:r>
         <w:t xml:space="preserve">  ·  Greenville, SC</w:t>
       </w:r>
       <w:r>
         <w:rPr>
-          <w:color w:val="57606A"/>
-        </w:rPr>
-        <w:tab/>
-        <w:t>Mar 2025 – 2026</w:t>
-      </w:r>
-    </w:p>
-    <w:p>
-      <w:pPr>
-        <w:spacing w:after="20"/>
-      </w:pPr>
-      <w:r>
-        <w:rPr>
-          <w:i/>
-        </w:rPr>
-        <w:t>Senior Software Engineering Consultant (Mar – Aug 2025); independent product design (2026)</w:t>
-      </w:r>
-    </w:p>
-    <w:p>
-      <w:pPr>
-        <w:pStyle w:val="ListBullet"/>
-        <w:spacing w:after="30"/>
-      </w:pPr>
-      <w:r>
-        <w:rPr>
-          <w:b/>
-        </w:rPr>
-        <w:t>Business plans and software architecture documents</w:t>
-      </w:r>
-      <w:r>
-        <w:t xml:space="preserve"> </w:t>
-      </w:r>
-      <w:r>
-        <w:rPr>
-          <w:i/>
-          <w:color w:val="57606A"/>
-        </w:rPr>
-        <w:t>(2026)</w:t>
-      </w:r>
-      <w:r>
-        <w:t xml:space="preserve"> for two SaaS concepts — a mobile-first social platform (React Native, FastAPI, Azure Container Apps) and a decentralized confidential-AI protocol.</w:t>
-      </w:r>
-    </w:p>
-    <w:p>
-      <w:pPr>
-        <w:pStyle w:val="ListBullet"/>
-        <w:spacing w:after="30"/>
-      </w:pPr>
-      <w:r>
-        <w:rPr>
-          <w:b/>
-        </w:rPr>
-        <w:t>Two RAG chatbots, 30 days each</w:t>
-      </w:r>
-      <w:r>
-        <w:t xml:space="preserve"> — self-hosted </w:t>
-      </w:r>
-      <w:r>
-        <w:rPr>
-          <w:i/>
-          <w:color w:val="57606A"/>
-        </w:rPr>
-        <w:t>(non-profit)</w:t>
-      </w:r>
-      <w:r>
-        <w:t xml:space="preserve">: Mistral-7B + FAISS behind OpenAI-compatible vLLM, Grafana/Prometheus on every token, Docker on bare metal, </w:t>
-      </w:r>
-      <w:r>
-        <w:rPr>
-          <w:b/>
-        </w:rPr>
-        <w:t>zero external dependencies</w:t>
-      </w:r>
-      <w:r>
-        <w:t xml:space="preserve">; cloud </w:t>
-      </w:r>
-      <w:r>
-        <w:rPr>
-          <w:i/>
-          <w:color w:val="57606A"/>
-        </w:rPr>
-        <w:t>(sales agency)</w:t>
-      </w:r>
-      <w:r>
-        <w:t>: Gemini RAG with API-driven web search.</w:t>
-      </w:r>
-    </w:p>
-    <w:p>
-      <w:pPr>
-        <w:pStyle w:val="ListBullet"/>
-        <w:spacing w:after="30"/>
-      </w:pPr>
-      <w:r>
-        <w:rPr>
-          <w:b/>
-        </w:rPr>
-        <w:t>Web push notification system</w:t>
-      </w:r>
-      <w:r>
-        <w:t xml:space="preserve"> </w:t>
-      </w:r>
-      <w:r>
-        <w:rPr>
-          <w:i/>
-          <w:color w:val="57606A"/>
-        </w:rPr>
-        <w:t>(non-profit, GodFocus)</w:t>
-      </w:r>
-      <w:r>
-        <w:t xml:space="preserve"> — timezone-aware scheduling, personalization, VAPID encryption; </w:t>
-      </w:r>
-      <w:r>
-        <w:rPr>
-          <w:b/>
-        </w:rPr>
-        <w:t>159/159 tests, 85.84% coverage</w:t>
-      </w:r>
-      <w:r>
-        <w:t xml:space="preserve"> via AI-assisted TDD in </w:t>
-      </w:r>
-      <w:r>
-        <w:rPr>
-          <w:b/>
-        </w:rPr>
-        <w:t>5 billable hours against a 30+ hour estimate</w:t>
-      </w:r>
-      <w:r>
-        <w:t>.</w:t>
-      </w:r>
-    </w:p>
-    <w:p>
-      <w:pPr>
-        <w:pStyle w:val="ListBullet"/>
-        <w:spacing w:after="30"/>
-      </w:pPr>
-      <w:r>
-        <w:rPr>
-          <w:b/>
-        </w:rPr>
-        <w:t>Codebase review &amp; architecture</w:t>
-      </w:r>
-      <w:r>
-        <w:t xml:space="preserve"> </w:t>
-      </w:r>
-      <w:r>
-        <w:rPr>
-          <w:i/>
-          <w:color w:val="57606A"/>
-        </w:rPr>
-        <w:t>(non-profit)</w:t>
-      </w:r>
-      <w:r>
-        <w:t xml:space="preserve"> — </w:t>
-      </w:r>
-      <w:r>
-        <w:rPr>
-          <w:b/>
-        </w:rPr>
-        <w:t>190+ files / 59,000 lines in 10 hours</w:t>
-      </w:r>
-      <w:r>
-        <w:t>; surfaced 5% test coverage and missing auth middleware; delivered a technical brief, executive summary, and phased Onion roadmap.</w:t>
-      </w:r>
-    </w:p>
-    <w:p>
-      <w:pPr>
-        <w:tabs>
-          <w:tab w:pos="10368" w:val="right"/>
-        </w:tabs>
-        <w:spacing w:before="100" w:after="0"/>
-      </w:pPr>
-      <w:r>
-        <w:rPr>
-          <w:b/>
-          <w:sz w:val="22"/>
-        </w:rPr>
-        <w:t>Lima One Capital</w:t>
-      </w:r>
-      <w:r>
-        <w:t xml:space="preserve">  ·  Greenville, SC</w:t>
-      </w:r>
-      <w:r>
-        <w:rPr>
-          <w:color w:val="57606A"/>
+          <w:color w:val="59626D"/>
         </w:rPr>
         <w:tab/>
         <w:t>May 2023 – Feb 2025</w:t>
@@ -1106,6 +714,7 @@
     </w:p>
     <w:p>
       <w:pPr>
+        <w:keepNext/>
         <w:spacing w:after="20"/>
       </w:pPr>
       <w:r>
@@ -1127,37 +736,7 @@
         <w:t>Rearchitected the core integration layer</w:t>
       </w:r>
       <w:r>
-        <w:t xml:space="preserve"> from legacy Mulesoft APIs into NestJS microservices (gRPC + REST) on PostgreSQL.</w:t>
-      </w:r>
-    </w:p>
-    <w:p>
-      <w:pPr>
-        <w:pStyle w:val="ListBullet"/>
-        <w:spacing w:after="30"/>
-      </w:pPr>
-      <w:r>
-        <w:rPr>
-          <w:b/>
-        </w:rPr>
-        <w:t>Full-stack .NET/React</w:t>
-      </w:r>
-      <w:r>
-        <w:t xml:space="preserve"> work on a mortgage-broker platform: credit-report integrations and pricing-engine APIs.</w:t>
-      </w:r>
-    </w:p>
-    <w:p>
-      <w:pPr>
-        <w:pStyle w:val="ListBullet"/>
-        <w:spacing w:after="30"/>
-      </w:pPr>
-      <w:r>
-        <w:rPr>
-          <w:b/>
-        </w:rPr>
-        <w:t>ETL pipelines and API connectors</w:t>
-      </w:r>
-      <w:r>
-        <w:t xml:space="preserve"> across HubSpot, SharePoint, Snowflake, Salesforce, and third-party providers.</w:t>
+        <w:t xml:space="preserve"> from legacy MuleSoft APIs into NestJS microservices (gRPC and REST) on PostgreSQL, with ETL pipelines and connectors across HubSpot, SharePoint, Snowflake and Salesforce.</w:t>
       </w:r>
     </w:p>
     <w:p>
@@ -1172,27 +751,23 @@
         <w:t>Built Snow Portal</w:t>
       </w:r>
       <w:r>
-        <w:t xml:space="preserve">, a Snowflake job scheduler that </w:t>
-      </w:r>
-      <w:r>
-        <w:rPr>
-          <w:b/>
-        </w:rPr>
-        <w:t>replaced Alteryx at a fraction of the cost</w:t>
-      </w:r>
-      <w:r>
-        <w:t>; automated HR-to-ITSM sync.</w:t>
+        <w:t>, a Snowflake job scheduler that replaced Alteryx at a fraction of the cost; full-stack .NET and React work on a mortgage-broker platform (credit-report integrations, pricing-engine APIs).</w:t>
       </w:r>
     </w:p>
     <w:p>
       <w:pPr>
-        <w:spacing w:before="100"/>
+        <w:spacing w:before="160" w:after="40"/>
+        <w:pBdr>
+          <w:bottom w:val="single" w:sz="4" w:space="1" w:color="D5DBE3"/>
+        </w:pBdr>
       </w:pPr>
       <w:r>
         <w:rPr>
           <w:b/>
+          <w:color w:val="1F4E8C"/>
+          <w:sz w:val="21"/>
         </w:rPr>
-        <w:t>Earlier experience</w:t>
+        <w:t>EARLIER EXPERIENCE</w:t>
       </w:r>
     </w:p>
     <w:p>
@@ -1207,16 +782,16 @@
         <w:t>Transcat</w:t>
       </w:r>
       <w:r>
-        <w:t xml:space="preserve"> — Senior Software Engineer, Rochester, NY (Apr 2022 – Jan 2023). </w:t>
+        <w:t xml:space="preserve">, Senior Software Engineer </w:t>
       </w:r>
       <w:r>
         <w:rPr>
-          <w:i/>
+          <w:color w:val="59626D"/>
         </w:rPr>
-        <w:t>Led a team</w:t>
+        <w:t>(Apr 2022 – Jan 2023)</w:t>
       </w:r>
       <w:r>
-        <w:t xml:space="preserve"> delivering .NET Web APIs and a React front end for lab-equipment calibration; hardened the Magento channel.</w:t>
+        <w:t>. Led the team delivering .NET Web APIs and a React front end for lab-equipment calibration.</w:t>
       </w:r>
     </w:p>
     <w:p>
@@ -1231,10 +806,16 @@
         <w:t>LeaseTrack</w:t>
       </w:r>
       <w:r>
-        <w:t xml:space="preserve"> — Senior Software Engineer, Latham, NY (Jun 2021 – Apr 2022). </w:t>
+        <w:t xml:space="preserve">, Senior Software Engineer </w:t>
       </w:r>
       <w:r>
-        <w:t>Python + AWS Textract insurance-document parsing, plus a Java Spring Boot annotation system feeding the ML training pipeline.</w:t>
+        <w:rPr>
+          <w:color w:val="59626D"/>
+        </w:rPr>
+        <w:t>(Jun 2021 – Apr 2022)</w:t>
+      </w:r>
+      <w:r>
+        <w:t>. Python and AWS Textract document parsing; a Java Spring Boot annotation system feeding an ML training pipeline.</w:t>
       </w:r>
     </w:p>
     <w:p>
@@ -1249,16 +830,16 @@
         <w:t>Akmazio Software</w:t>
       </w:r>
       <w:r>
-        <w:t xml:space="preserve"> — Senior Software Engineer (founding engineer), Albany, NY (May 2020 – May 2021). </w:t>
+        <w:t xml:space="preserve">, Founding Engineer </w:t>
       </w:r>
       <w:r>
         <w:rPr>
-          <w:i/>
+          <w:color w:val="59626D"/>
         </w:rPr>
-        <w:t>Founding engineer:</w:t>
+        <w:t>(May 2020 – May 2021)</w:t>
       </w:r>
       <w:r>
-        <w:t xml:space="preserve"> built the entire C#/.NET + MS SQL backend (DigitalOcean) for an advisor-matching platform; wrote the business plan, managed interns and a 1099 developer, ran a distributed Scrum test team.</w:t>
+        <w:t>. Built the full C#/.NET and SQL Server backend and wrote the business plan; managed interns and a contractor.</w:t>
       </w:r>
     </w:p>
     <w:p>
@@ -1273,19 +854,16 @@
         <w:t>Bestpass by Fleetworthy</w:t>
       </w:r>
       <w:r>
-        <w:t xml:space="preserve"> — Software Engineer, Albany, NY (Sep 2019 – Apr 2020). </w:t>
-      </w:r>
-      <w:r>
-        <w:t xml:space="preserve">Toll-billing system in C# MVC + Knockout.js; </w:t>
+        <w:t xml:space="preserve">, Software Engineer </w:t>
       </w:r>
       <w:r>
         <w:rPr>
-          <w:i/>
+          <w:color w:val="59626D"/>
         </w:rPr>
-        <w:t>introduced automated unit testing</w:t>
+        <w:t>(Sep 2019 – Apr 2020)</w:t>
       </w:r>
       <w:r>
-        <w:t xml:space="preserve"> to a legacy codebase that had none.</w:t>
+        <w:t>. Introduced automated unit testing to a legacy toll-billing system that had none.</w:t>
       </w:r>
     </w:p>
     <w:p>
@@ -1297,19 +875,19 @@
         <w:rPr>
           <w:b/>
         </w:rPr>
-        <w:t>New York State Insurance Fund (NYSIF)</w:t>
+        <w:t>New York State Insurance Fund</w:t>
       </w:r>
       <w:r>
-        <w:t xml:space="preserve"> — Software Engineer, Albany, NY (Mar 2015 – Aug 2019). </w:t>
+        <w:t xml:space="preserve">, Software Engineer </w:t>
       </w:r>
       <w:r>
         <w:rPr>
-          <w:i/>
+          <w:color w:val="59626D"/>
         </w:rPr>
-        <w:t>Migrated VB6 systems to C# MVC</w:t>
+        <w:t>(Mar 2015 – Aug 2019)</w:t>
       </w:r>
       <w:r>
-        <w:t>, refactored Oracle EDI integrations, mentored juniors, standardized engineering process.</w:t>
+        <w:t>. Migrated VB6 systems to C# MVC, refactored Oracle EDI integrations and mentored junior engineers.</w:t>
       </w:r>
     </w:p>
     <w:p>
@@ -1324,19 +902,16 @@
         <w:t>Town and Country Computer Services</w:t>
       </w:r>
       <w:r>
-        <w:t xml:space="preserve"> — Junior Software Engineer, Schenectady, NY (Jul 2013 – Mar 2015). </w:t>
-      </w:r>
-      <w:r>
-        <w:t xml:space="preserve">C# ASP.NET / SQL Server quoting, rating, and reporting apps used all day by insurance underwriters; </w:t>
+        <w:t xml:space="preserve">, Junior Software Engineer </w:t>
       </w:r>
       <w:r>
         <w:rPr>
-          <w:i/>
+          <w:color w:val="59626D"/>
         </w:rPr>
-        <w:t>client-facing from day one</w:t>
+        <w:t>(Jul 2013 – Mar 2015)</w:t>
       </w:r>
       <w:r>
-        <w:t>.</w:t>
+        <w:t>. Insurance quoting, rating and reporting apps used all day by underwriters; client-facing from the first day.</w:t>
       </w:r>
     </w:p>
     <w:p>
@@ -1351,211 +926,32 @@
         <w:t>GE HealthCare</w:t>
       </w:r>
       <w:r>
-        <w:t xml:space="preserve"> — Junior Software Engineer, Barrington, IL (Aug 2012 – Feb 2013). </w:t>
-      </w:r>
-      <w:r>
-        <w:t xml:space="preserve">Zero Footprint (ZFP), a browser-based JavaScript CT/MRI viewer for real-time 3D scrolling; </w:t>
+        <w:t xml:space="preserve">, Junior Software Engineer </w:t>
       </w:r>
       <w:r>
         <w:rPr>
-          <w:i/>
+          <w:color w:val="59626D"/>
         </w:rPr>
-        <w:t>built the full i18n feature</w:t>
+        <w:t>(Aug 2012 – Feb 2013)</w:t>
       </w:r>
       <w:r>
-        <w:t>. First Scrum team.</w:t>
+        <w:t>. A browser-based CT/MRI viewer with real-time 3D scrolling; built its full internationalization feature.</w:t>
       </w:r>
     </w:p>
     <w:p>
       <w:pPr>
         <w:spacing w:before="160" w:after="40"/>
         <w:pBdr>
-          <w:bottom w:val="single" w:sz="6" w:space="1" w:color="D0D7DE"/>
+          <w:bottom w:val="single" w:sz="4" w:space="1" w:color="D5DBE3"/>
         </w:pBdr>
       </w:pPr>
       <w:r>
         <w:rPr>
           <w:b/>
-          <w:color w:val="0969DA"/>
-          <w:sz w:val="23"/>
+          <w:color w:val="1F4E8C"/>
+          <w:sz w:val="21"/>
         </w:rPr>
-        <w:t>OPEN SOURCE</w:t>
-      </w:r>
-    </w:p>
-    <w:p>
-      <w:pPr>
-        <w:pStyle w:val="ListBullet"/>
-        <w:spacing w:after="30"/>
-      </w:pPr>
-      <w:hyperlink r:id="rId15">
-        <w:r>
-          <w:rPr>
-            <w:color w:val="0969DA"/>
-            <w:u w:val="single"/>
-          </w:rPr>
-          <w:t>vibey</w:t>
-        </w:r>
-      </w:hyperlink>
-      <w:r>
-        <w:t xml:space="preserve"> · </w:t>
-      </w:r>
-      <w:hyperlink r:id="rId16">
-        <w:r>
-          <w:rPr>
-            <w:color w:val="0969DA"/>
-            <w:u w:val="single"/>
-          </w:rPr>
-          <w:t>PyPI</w:t>
-        </w:r>
-      </w:hyperlink>
-      <w:r>
-        <w:t xml:space="preserve"> · </w:t>
-      </w:r>
-      <w:hyperlink r:id="rId17">
-        <w:r>
-          <w:rPr>
-            <w:color w:val="0969DA"/>
-            <w:u w:val="single"/>
-          </w:rPr>
-          <w:t>docs</w:t>
-        </w:r>
-      </w:hyperlink>
-      <w:r>
-        <w:t xml:space="preserve"> — </w:t>
-      </w:r>
-      <w:r>
-        <w:t xml:space="preserve">One repo, one PyPI distribution: the conductor, the claudeloop, codexloop, cursorloop, agyloop, and qwenloop runners </w:t>
-      </w:r>
-      <w:r>
-        <w:rPr>
-          <w:i/>
-          <w:color w:val="57606A"/>
-        </w:rPr>
-        <w:t>(never block on a human; tell rate-limit windows from exhausted credits)</w:t>
-      </w:r>
-      <w:r>
-        <w:t xml:space="preserve">, vibey-gh, and vibey-skills </w:t>
-      </w:r>
-      <w:r>
-        <w:rPr>
-          <w:i/>
-          <w:color w:val="57606A"/>
-        </w:rPr>
-        <w:t>(formerly vibe-engineering-skills)</w:t>
-      </w:r>
-      <w:r>
-        <w:t>.</w:t>
-      </w:r>
-    </w:p>
-    <w:p>
-      <w:r>
-        <w:t xml:space="preserve">MIT-licensed. Contributors and volunteers welcome — </w:t>
-      </w:r>
-      <w:hyperlink r:id="rId14">
-        <w:r>
-          <w:rPr>
-            <w:color w:val="0969DA"/>
-            <w:u w:val="single"/>
-          </w:rPr>
-          <w:t>vibewithadam.matthewsteinberger.com/join-me</w:t>
-        </w:r>
-      </w:hyperlink>
-    </w:p>
-    <w:p>
-      <w:pPr>
-        <w:spacing w:before="160" w:after="40"/>
-        <w:pBdr>
-          <w:bottom w:val="single" w:sz="6" w:space="1" w:color="D0D7DE"/>
-        </w:pBdr>
-      </w:pPr>
-      <w:r>
-        <w:rPr>
-          <w:b/>
-          <w:color w:val="0969DA"/>
-          <w:sz w:val="23"/>
-        </w:rPr>
-        <w:t>PUBLICATIONS</w:t>
-      </w:r>
-    </w:p>
-    <w:p>
-      <w:pPr>
-        <w:pStyle w:val="ListBullet"/>
-        <w:spacing w:after="30"/>
-      </w:pPr>
-      <w:hyperlink r:id="rId18">
-        <w:r>
-          <w:rPr>
-            <w:color w:val="0969DA"/>
-            <w:u w:val="single"/>
-          </w:rPr>
-          <w:t>Novice to Navigator: Your Guide to AI Chatbots for Business</w:t>
-        </w:r>
-      </w:hyperlink>
-      <w:r>
-        <w:t xml:space="preserve"> — </w:t>
-      </w:r>
-      <w:r>
-        <w:t xml:space="preserve">Plain-English guide to RAG chatbots for decision-makers; </w:t>
-      </w:r>
-      <w:r>
-        <w:rPr>
-          <w:b/>
-        </w:rPr>
-        <w:t>first edition free online</w:t>
-      </w:r>
-      <w:r>
-        <w:t xml:space="preserve">, second edition in development </w:t>
-      </w:r>
-      <w:r>
-        <w:rPr>
-          <w:i/>
-          <w:color w:val="57606A"/>
-        </w:rPr>
-        <w:t>(ISBN 979-8274310628)</w:t>
-      </w:r>
-      <w:r>
-        <w:t>.</w:t>
-      </w:r>
-    </w:p>
-    <w:p>
-      <w:pPr>
-        <w:pStyle w:val="ListBullet"/>
-        <w:spacing w:after="30"/>
-      </w:pPr>
-      <w:hyperlink r:id="rId19">
-        <w:r>
-          <w:rPr>
-            <w:color w:val="0969DA"/>
-            <w:u w:val="single"/>
-          </w:rPr>
-          <w:t>Ledger-Mediated Orchestration: Vendor-Independent Autonomous Software Delivery over a Pool of Coding Agents</w:t>
-        </w:r>
-      </w:hyperlink>
-      <w:r>
-        <w:t xml:space="preserve"> — </w:t>
-      </w:r>
-      <w:r>
-        <w:rPr>
-          <w:i/>
-          <w:color w:val="57606A"/>
-        </w:rPr>
-        <w:t>(not refereed)</w:t>
-      </w:r>
-    </w:p>
-    <w:p>
-      <w:pPr>
-        <w:spacing w:before="160" w:after="40"/>
-        <w:pBdr>
-          <w:bottom w:val="single" w:sz="6" w:space="1" w:color="D0D7DE"/>
-        </w:pBdr>
-      </w:pPr>
-      <w:r>
-        <w:rPr>
-          <w:b/>
-          <w:color w:val="0969DA"/>
-          <w:sz w:val="23"/>
-        </w:rPr>
-        <w:t>EDUCATION &amp; CERTIFICATIONS</w:t>
+        <w:t>SKILLS</w:t>
       </w:r>
     </w:p>
     <w:p>
@@ -1567,10 +963,10 @@
         <w:rPr>
           <w:b/>
         </w:rPr>
-        <w:t xml:space="preserve">Skidmore College: </w:t>
+        <w:t>AI &amp; LLM systems:</w:t>
       </w:r>
       <w:r>
-        <w:t>B.A., Computer Science (2010 – 2012)</w:t>
+        <w:t xml:space="preserve"> Multi-vendor LLM gateways with cost and policy governance, agent sandboxing and egress policy, multi-agent orchestration, MCP servers, RAG (pgvector, FAISS, Azure AI Search, Pinecone), human-in-the-loop gating, structured outputs; Claude, Azure OpenAI/Foundry, GPT, Gemini, Mistral, vLLM, Ollama</w:t>
       </w:r>
     </w:p>
     <w:p>
@@ -1582,10 +978,10 @@
         <w:rPr>
           <w:b/>
         </w:rPr>
-        <w:t xml:space="preserve">Rensselaer Polytechnic Institute: </w:t>
+        <w:t>Identity &amp; access:</w:t>
       </w:r>
       <w:r>
-        <w:t>Electrical and Electronics Engineering (2008 – 2010)</w:t>
+        <w:t xml:space="preserve"> Microsoft Entra ID, Okta (core, IGA, Workflows), SAML 2.0, OIDC/OAuth 2.0, workload identity federation, RBAC (control and data plane), governance-as-code reconciliation, SOX-aligned access governance, GxP-classified functional specifications</w:t>
       </w:r>
     </w:p>
     <w:p>
@@ -1597,15 +993,186 @@
         <w:rPr>
           <w:b/>
         </w:rPr>
-        <w:t xml:space="preserve">Certified ScrumMaster (CSM): </w:t>
+        <w:t>Security &amp; compliance:</w:t>
       </w:r>
       <w:r>
-        <w:t>Scrum Alliance (2021)</w:t>
+        <w:t xml:space="preserve"> Secretless delivery (OIDC federated credentials, managed identity, CSI-driver vault secrets); Trivy, Semgrep, CodeQL, Bandit, Gitleaks, Checkov, SBOM (Syft/CycloneDX), Cosign keyless signing, Kyverno/OPA admission; STRIDE threat modeling, SOC 2 readiness, OWASP LLM Top 10, NIST AI RMF</w:t>
+      </w:r>
+    </w:p>
+    <w:p>
+      <w:pPr>
+        <w:pStyle w:val="ListBullet"/>
+        <w:spacing w:after="30"/>
+      </w:pPr>
+      <w:r>
+        <w:rPr>
+          <w:b/>
+        </w:rPr>
+        <w:t>Platform &amp; cloud:</w:t>
+      </w:r>
+      <w:r>
+        <w:t xml:space="preserve"> Private AKS (workload identity, KEDA), Terraform, Bicep, Helm, Kustomize, Flux/Argo CD GitOps, GitHub Actions, Service Bus, Event Hubs, Key Vault, Private Endpoints, App Gateway + WAF, OpenTelemetry, PostgreSQL, Redis, Cosmos DB, AWS</w:t>
+      </w:r>
+    </w:p>
+    <w:p>
+      <w:pPr>
+        <w:pStyle w:val="ListBullet"/>
+        <w:spacing w:after="30"/>
+      </w:pPr>
+      <w:r>
+        <w:rPr>
+          <w:b/>
+        </w:rPr>
+        <w:t>Languages:</w:t>
+      </w:r>
+      <w:r>
+        <w:t xml:space="preserve"> Python 3.12 (FastAPI, SQLAlchemy 2, Pydantic, kopf), TypeScript/NestJS, Next.js + React, C#/.NET, Java Spring Boot, SQL, KQL, Bash, gRPC/REST, OpenAPI</w:t>
+      </w:r>
+    </w:p>
+    <w:p>
+      <w:pPr>
+        <w:spacing w:before="160" w:after="40"/>
+        <w:pBdr>
+          <w:bottom w:val="single" w:sz="4" w:space="1" w:color="D5DBE3"/>
+        </w:pBdr>
+      </w:pPr>
+      <w:r>
+        <w:rPr>
+          <w:b/>
+          <w:color w:val="1F4E8C"/>
+          <w:sz w:val="21"/>
+        </w:rPr>
+        <w:t>OPEN SOURCE &amp; PUBLICATIONS</w:t>
+      </w:r>
+    </w:p>
+    <w:p>
+      <w:pPr>
+        <w:pStyle w:val="ListBullet"/>
+      </w:pPr>
+      <w:hyperlink r:id="rId14">
+        <w:r>
+          <w:rPr>
+            <w:color w:val="1F4E8C"/>
+          </w:rPr>
+          <w:t>vibey</w:t>
+        </w:r>
+      </w:hyperlink>
+      <w:r>
+        <w:t>. Conductor for AI coding agents, five engine runners, the vibey-gh release tool and vibey-bootstrap. MIT; pip install vibey-engine. Contributors welcome.</w:t>
+      </w:r>
+    </w:p>
+    <w:p>
+      <w:pPr>
+        <w:pStyle w:val="ListBullet"/>
+      </w:pPr>
+      <w:hyperlink r:id="rId14">
+        <w:r>
+          <w:rPr>
+            <w:color w:val="1F4E8C"/>
+          </w:rPr>
+          <w:t>vibey-skills</w:t>
+        </w:r>
+      </w:hyperlink>
+      <w:r>
+        <w:t>. A 140-plugin Claude Code skills marketplace, shipped inside vibey.</w:t>
+      </w:r>
+    </w:p>
+    <w:p>
+      <w:pPr>
+        <w:pStyle w:val="ListBullet"/>
+      </w:pPr>
+      <w:hyperlink r:id="rId15">
+        <w:r>
+          <w:rPr>
+            <w:color w:val="1F4E8C"/>
+          </w:rPr>
+          <w:t>Ledger-Mediated Orchestration: Vendor-Independent Autonomous Software Delivery over a Pool of Coding Agents</w:t>
+        </w:r>
+      </w:hyperlink>
+      <w:r>
+        <w:t>. Paper describing vibey's design (not peer reviewed).</w:t>
+      </w:r>
+    </w:p>
+    <w:p>
+      <w:pPr>
+        <w:pStyle w:val="ListBullet"/>
+      </w:pPr>
+      <w:hyperlink r:id="rId16">
+        <w:r>
+          <w:rPr>
+            <w:color w:val="1F4E8C"/>
+          </w:rPr>
+          <w:t>Novice to Navigator: Your Guide to AI Chatbots for Business</w:t>
+        </w:r>
+      </w:hyperlink>
+      <w:r>
+        <w:t>. Plain-English guide to RAG chatbots for decision-makers; first edition free online (ISBN 979-8274310628).</w:t>
+      </w:r>
+    </w:p>
+    <w:p>
+      <w:pPr>
+        <w:spacing w:before="160" w:after="40"/>
+        <w:pBdr>
+          <w:bottom w:val="single" w:sz="4" w:space="1" w:color="D5DBE3"/>
+        </w:pBdr>
+      </w:pPr>
+      <w:r>
+        <w:rPr>
+          <w:b/>
+          <w:color w:val="1F4E8C"/>
+          <w:sz w:val="21"/>
+        </w:rPr>
+        <w:t>EDUCATION &amp; CERTIFICATION</w:t>
+      </w:r>
+    </w:p>
+    <w:p>
+      <w:pPr>
+        <w:pStyle w:val="ListBullet"/>
+        <w:spacing w:after="30"/>
+      </w:pPr>
+      <w:r>
+        <w:rPr>
+          <w:b/>
+        </w:rPr>
+        <w:t>Skidmore College</w:t>
+      </w:r>
+      <w:r>
+        <w:t>, B.A., Computer Science (2010–2012)</w:t>
+      </w:r>
+    </w:p>
+    <w:p>
+      <w:pPr>
+        <w:pStyle w:val="ListBullet"/>
+        <w:spacing w:after="30"/>
+      </w:pPr>
+      <w:r>
+        <w:rPr>
+          <w:b/>
+        </w:rPr>
+        <w:t>Rensselaer Polytechnic Institute</w:t>
+      </w:r>
+      <w:r>
+        <w:t>, Electrical and Electronics Engineering coursework (2008–2010)</w:t>
+      </w:r>
+    </w:p>
+    <w:p>
+      <w:pPr>
+        <w:pStyle w:val="ListBullet"/>
+        <w:spacing w:after="30"/>
+      </w:pPr>
+      <w:r>
+        <w:rPr>
+          <w:b/>
+        </w:rPr>
+        <w:t>Certified ScrumMaster (CSM)</w:t>
+      </w:r>
+      <w:r>
+        <w:t>, Scrum Alliance (2021)</w:t>
       </w:r>
     </w:p>
     <w:sectPr>
       <w:pgSz w:w="12240" w:h="15840"/>
-      <w:pgMar w:top="864" w:right="936" w:bottom="864" w:left="936" w:header="720" w:footer="720" w:gutter="0"/>
+      <w:pgMar w:top="792" w:right="864" w:bottom="792" w:left="864" w:header="720" w:footer="720" w:gutter="0"/>
       <w:cols w:space="720"/>
       <w:docGrid w:linePitch="360"/>
     </w:sectPr>
@@ -1981,7 +1548,7 @@
     </w:pPr>
     <w:rPr>
       <w:rFonts w:ascii="Calibri" w:hAnsi="Calibri"/>
-      <w:sz w:val="21"/>
+      <w:sz w:val="20"/>
     </w:rPr>
   </w:style>
   <w:style w:type="paragraph" w:styleId="Header">

--- a/adam-steinberger-resume.docx
+++ b/adam-steinberger-resume.docx
@@ -94,7 +94,7 @@
         <w:rPr>
           <w:b/>
         </w:rPr>
-        <w:t>Available now for Staff+ engineering roles. Based in Greenville, SC; working US-remote.</w:t>
+        <w:t>Available now for Staff+ engineering roles and for fixed-scope contract work. Based in Greenville, SC; working US-remote.</w:t>
       </w:r>
     </w:p>
     <w:p>

--- a/adam-steinberger-resume.docx
+++ b/adam-steinberger-resume.docx
@@ -94,7 +94,7 @@
         <w:rPr>
           <w:b/>
         </w:rPr>
-        <w:t>Available now for Staff+ engineering roles and for fixed-scope contract work. Based in Greenville, SC; working US-remote.</w:t>
+        <w:t>Available now for Staff+ engineering roles and fixed-scope contract work. US-remote.</w:t>
       </w:r>
     </w:p>
     <w:p>
@@ -115,7 +115,7 @@
     </w:p>
     <w:p>
       <w:r>
-        <w:t>I've spent 13 years building production software for insurance, lending, healthcare and security teams, and most recently the controls that let AI run safely inside them. My work is identity-first: workload identity instead of stored keys, audit trails that can't be quietly edited, and policy kept in Git where it can be reviewed. I write the architecture down before the code, train the people who will own it, and hand over systems that keep running after I leave. In my own time I maintain vibey, an open-source conductor for AI coding agents.</w:t>
+        <w:t>For 14 years I've built production software for insurance, lending, healthcare and security teams. Lately I build the controls that let AI run safely inside them. My work is identity-first: workload identity instead of stored keys, audit trails that can't be quietly edited, and policy kept in Git where it can be reviewed. I write the architecture down before the code, train the people who will own it, and hand over systems that keep running after I leave. Since August I've built vibey in the open: a conductor for AI coding agents.</w:t>
       </w:r>
     </w:p>
     <w:p>
@@ -146,7 +146,7 @@
         <w:t>Platforms other teams adopted.</w:t>
       </w:r>
       <w:r>
-        <w:t xml:space="preserve"> Sole architect of a policy-enforced LLM gateway that three product teams moved onto, retiring the credentials their apps held; my platform library is used by 17+ repositories.</w:t>
+        <w:t xml:space="preserve"> Sole architect of a policy-enforced LLM gateway that three product teams moved onto, and they retired the credentials their apps held. My platform library runs in 17+ repositories.</w:t>
       </w:r>
     </w:p>
     <w:p>
@@ -272,7 +272,7 @@
         <w:t>(MIT; on PyPI as vibey-engine)</w:t>
       </w:r>
       <w:r>
-        <w:t>. A conductor that carries a change from a spec interview through design, build and review, handing work between Claude Code, OpenAI Codex, Cursor Agent, Google Antigravity and local open-weight models, and asking a person only for the decisions that are theirs to make. Built with AI coding agents working inside its own CI gates.</w:t>
+        <w:t>. A conductor that carries a change from a spec interview through design, build and review, handing work between Claude Code, OpenAI Codex, Cursor Agent, Google Antigravity and local open-weight models, and asking a person only for the decisions that are theirs to make. AI coding agents build it, and they answer to its own CI gates.</w:t>
       </w:r>
     </w:p>
     <w:p>
@@ -311,7 +311,7 @@
         <w:t>Held to its own gates.</w:t>
       </w:r>
       <w:r>
-        <w:t xml:space="preserve"> 100% branch-coverage floors in CI, 75 architecture decision records, a Helm chart (KEDA, kopf operator) installed on minikube in CI, and 19 releases from 450+ merged pull requests since August 2026. The design is written up as a paper and the documentation as a book.</w:t>
+        <w:t xml:space="preserve"> 100% branch-coverage floors in CI, 86 architecture decision records, and a Helm chart (KEDA, kopf operator) installed on minikube in CI. In its first two months: 596 merged pull requests and 25 releases. The design is a paper; the documentation is a book.</w:t>
       </w:r>
     </w:p>
     <w:p>
@@ -529,7 +529,7 @@
         <w:t>adopted by 17+ repositories</w:t>
       </w:r>
       <w:r>
-        <w:t xml:space="preserve"> and four platforms. It now continues in the open as vibey-bootstrap, part of vibey.</w:t>
+        <w:t xml:space="preserve"> and four platforms. It lives on in the open as vibey-bootstrap, part of vibey.</w:t>
       </w:r>
     </w:p>
     <w:p>
@@ -638,7 +638,7 @@
           <w:color w:val="59626D"/>
         </w:rPr>
         <w:tab/>
-        <w:t>Mar 2025 – 2026</w:t>
+        <w:t>Mar 2025 – Aug 2025</w:t>
       </w:r>
     </w:p>
     <w:p>
@@ -1058,7 +1058,7 @@
         </w:r>
       </w:hyperlink>
       <w:r>
-        <w:t>. Conductor for AI coding agents, five engine runners, the vibey-gh release tool and vibey-bootstrap. MIT; pip install vibey-engine. Contributors welcome.</w:t>
+        <w:t>. Conductor for AI coding agents, five engine runners, the vibey-gh release tool, vibey-bootstrap and krypton apps for desktop, mobile, web and VS Code. MIT; pip install vibey-engine. Contributors welcome.</w:t>
       </w:r>
     </w:p>
     <w:p>
@@ -1074,7 +1074,7 @@
         </w:r>
       </w:hyperlink>
       <w:r>
-        <w:t>. A 140-plugin Claude Code skills marketplace, shipped inside vibey.</w:t>
+        <w:t>. A 149-plugin Claude Code skills marketplace, shipped inside vibey.</w:t>
       </w:r>
     </w:p>
     <w:p>
